--- a/docs/MemoriaProyecto_V1.docx
+++ b/docs/MemoriaProyecto_V1.docx
@@ -1,6 +1,6 @@
 
 <file path=word/document.xml><?xml version="1.0" encoding="utf-8"?>
-<w:document xmlns:wpc="http://schemas.microsoft.com/office/word/2010/wordprocessingCanvas" xmlns:cx="http://schemas.microsoft.com/office/drawing/2014/chartex" xmlns:mc="http://schemas.openxmlformats.org/markup-compatibility/2006" xmlns:o="urn:schemas-microsoft-com:office:office" xmlns:r="http://schemas.openxmlformats.org/officeDocument/2006/relationships" xmlns:m="http://schemas.openxmlformats.org/officeDocument/2006/math" xmlns:v="urn:schemas-microsoft-com:vml" xmlns:wp14="http://schemas.microsoft.com/office/word/2010/wordprocessingDrawing" xmlns:wp="http://schemas.openxmlformats.org/drawingml/2006/wordprocessingDrawing" xmlns:w10="urn:schemas-microsoft-com:office:word" xmlns:w="http://schemas.openxmlformats.org/wordprocessingml/2006/main" xmlns:w14="http://schemas.microsoft.com/office/word/2010/wordml" xmlns:w15="http://schemas.microsoft.com/office/word/2012/wordml" xmlns:w16se="http://schemas.microsoft.com/office/word/2015/wordml/symex" xmlns:wpg="http://schemas.microsoft.com/office/word/2010/wordprocessingGroup" xmlns:wpi="http://schemas.microsoft.com/office/word/2010/wordprocessingInk" xmlns:wne="http://schemas.microsoft.com/office/word/2006/wordml" xmlns:wps="http://schemas.microsoft.com/office/word/2010/wordprocessingShape" mc:Ignorable="w14 w15 w16se wp14">
+<w:document xmlns:wpc="http://schemas.microsoft.com/office/word/2010/wordprocessingCanvas" xmlns:cx="http://schemas.microsoft.com/office/drawing/2014/chartex" xmlns:cx1="http://schemas.microsoft.com/office/drawing/2015/9/8/chartex" xmlns:cx2="http://schemas.microsoft.com/office/drawing/2015/10/21/chartex" xmlns:cx3="http://schemas.microsoft.com/office/drawing/2016/5/9/chartex" xmlns:cx4="http://schemas.microsoft.com/office/drawing/2016/5/10/chartex" xmlns:cx5="http://schemas.microsoft.com/office/drawing/2016/5/11/chartex" xmlns:cx6="http://schemas.microsoft.com/office/drawing/2016/5/12/chartex" xmlns:cx7="http://schemas.microsoft.com/office/drawing/2016/5/13/chartex" xmlns:cx8="http://schemas.microsoft.com/office/drawing/2016/5/14/chartex" xmlns:mc="http://schemas.openxmlformats.org/markup-compatibility/2006" xmlns:aink="http://schemas.microsoft.com/office/drawing/2016/ink" xmlns:am3d="http://schemas.microsoft.com/office/drawing/2017/model3d" xmlns:o="urn:schemas-microsoft-com:office:office" xmlns:oel="http://schemas.microsoft.com/office/2019/extlst" xmlns:r="http://schemas.openxmlformats.org/officeDocument/2006/relationships" xmlns:m="http://schemas.openxmlformats.org/officeDocument/2006/math" xmlns:v="urn:schemas-microsoft-com:vml" xmlns:wp14="http://schemas.microsoft.com/office/word/2010/wordprocessingDrawing" xmlns:wp="http://schemas.openxmlformats.org/drawingml/2006/wordprocessingDrawing" xmlns:w10="urn:schemas-microsoft-com:office:word" xmlns:w="http://schemas.openxmlformats.org/wordprocessingml/2006/main" xmlns:w14="http://schemas.microsoft.com/office/word/2010/wordml" xmlns:w15="http://schemas.microsoft.com/office/word/2012/wordml" xmlns:w16cex="http://schemas.microsoft.com/office/word/2018/wordml/cex" xmlns:w16cid="http://schemas.microsoft.com/office/word/2016/wordml/cid" xmlns:w16="http://schemas.microsoft.com/office/word/2018/wordml" xmlns:w16sdtdh="http://schemas.microsoft.com/office/word/2020/wordml/sdtdatahash" xmlns:w16se="http://schemas.microsoft.com/office/word/2015/wordml/symex" xmlns:wpg="http://schemas.microsoft.com/office/word/2010/wordprocessingGroup" xmlns:wpi="http://schemas.microsoft.com/office/word/2010/wordprocessingInk" xmlns:wne="http://schemas.microsoft.com/office/word/2006/wordml" xmlns:wps="http://schemas.microsoft.com/office/word/2010/wordprocessingShape" mc:Ignorable="w14 w15 w16se w16cid w16 w16cex w16sdtdh wp14">
   <w:body>
     <w:p/>
     <w:p>
@@ -330,13 +330,8 @@
                 <w:lang w:eastAsia="en-US"/>
               </w:rPr>
             </w:pPr>
-            <w:proofErr w:type="spellStart"/>
-            <w:r>
-              <w:t>Blanquer</w:t>
-            </w:r>
-            <w:proofErr w:type="spellEnd"/>
-            <w:r>
-              <w:t xml:space="preserve"> Cerro</w:t>
+            <w:r>
+              <w:t>Blanquer Cerro</w:t>
             </w:r>
             <w:r>
               <w:t xml:space="preserve">, </w:t>
@@ -504,7 +499,7 @@
           <w:lang w:eastAsia="es-ES"/>
         </w:rPr>
         <w:drawing>
-          <wp:inline distT="0" distB="0" distL="0" distR="0" wp14:anchorId="18025CF4" wp14:editId="3EB81D4D">
+          <wp:inline distT="0" distB="0" distL="0" distR="0" wp14:anchorId="18025CF4" wp14:editId="079A5009">
             <wp:extent cx="5120440" cy="2880000"/>
             <wp:effectExtent l="304800" t="304800" r="423545" b="282575"/>
             <wp:docPr id="1" name="Imagen 1"/>
@@ -5934,6 +5929,7 @@
         </w:numPr>
       </w:pPr>
       <w:r>
+        <w:lastRenderedPageBreak/>
         <w:t>Estudiar y analizar estilos se utilizan en webs relacionadas con la temática del proyecto.</w:t>
       </w:r>
     </w:p>
@@ -5946,7 +5942,6 @@
         </w:numPr>
       </w:pPr>
       <w:r>
-        <w:lastRenderedPageBreak/>
         <w:t xml:space="preserve">Conocer técnicas y herramientas de innovación. </w:t>
       </w:r>
     </w:p>
@@ -6101,15 +6096,7 @@
         <w:t>versiones</w:t>
       </w:r>
       <w:r>
-        <w:t xml:space="preserve"> con </w:t>
-      </w:r>
-      <w:proofErr w:type="spellStart"/>
-      <w:r>
-        <w:t>Git</w:t>
-      </w:r>
-      <w:proofErr w:type="spellEnd"/>
-      <w:r>
-        <w:t xml:space="preserve"> y GitHub.</w:t>
+        <w:t xml:space="preserve"> con Git y GitHub.</w:t>
       </w:r>
     </w:p>
     <w:p>
@@ -6201,14 +6188,27 @@
       <w:r>
         <w:t xml:space="preserve">Tabla </w:t>
       </w:r>
-      <w:fldSimple w:instr=" SEQ Tabla \* ARABIC ">
-        <w:r>
-          <w:rPr>
-            <w:noProof/>
-          </w:rPr>
-          <w:t>1</w:t>
-        </w:r>
-      </w:fldSimple>
+      <w:r>
+        <w:fldChar w:fldCharType="begin"/>
+      </w:r>
+      <w:r>
+        <w:instrText xml:space="preserve"> SEQ Tabla \* ARABIC </w:instrText>
+      </w:r>
+      <w:r>
+        <w:fldChar w:fldCharType="separate"/>
+      </w:r>
+      <w:r>
+        <w:rPr>
+          <w:noProof/>
+        </w:rPr>
+        <w:t>1</w:t>
+      </w:r>
+      <w:r>
+        <w:rPr>
+          <w:noProof/>
+        </w:rPr>
+        <w:fldChar w:fldCharType="end"/>
+      </w:r>
       <w:r>
         <w:t xml:space="preserve">: Herramientas, lenguajes, </w:t>
       </w:r>
@@ -6274,7 +6274,6 @@
                 <w:u w:val="single"/>
               </w:rPr>
             </w:pPr>
-            <w:proofErr w:type="spellStart"/>
             <w:r>
               <w:rPr>
                 <w:b/>
@@ -6283,7 +6282,6 @@
               </w:rPr>
               <w:t>Git</w:t>
             </w:r>
-            <w:proofErr w:type="spellEnd"/>
             <w:r>
               <w:rPr>
                 <w:b/>
@@ -6302,7 +6300,7 @@
                 <w:noProof/>
               </w:rPr>
               <w:drawing>
-                <wp:inline distT="0" distB="0" distL="0" distR="0" wp14:anchorId="2E769FF4" wp14:editId="7554F407">
+                <wp:inline distT="0" distB="0" distL="0" distR="0" wp14:anchorId="2E769FF4" wp14:editId="01B22150">
                   <wp:extent cx="957532" cy="957532"/>
                   <wp:effectExtent l="0" t="0" r="0" b="0"/>
                   <wp:docPr id="874008888" name="Imagen 1" descr="Git, social media icon - Free download on Iconfinder"/>
@@ -6407,13 +6405,8 @@
             <w:pPr>
               <w:jc w:val="left"/>
             </w:pPr>
-            <w:proofErr w:type="spellStart"/>
-            <w:r>
-              <w:t>Git</w:t>
-            </w:r>
-            <w:proofErr w:type="spellEnd"/>
-            <w:r>
-              <w:t xml:space="preserve"> es un software que se instala en la máquina local para llevar un control de versiones de la app, registra los cambios en el código. Actúa como motor de trabajo local.</w:t>
+            <w:r>
+              <w:t>Git es un software que se instala en la máquina local para llevar un control de versiones de la app, registra los cambios en el código. Actúa como motor de trabajo local.</w:t>
             </w:r>
           </w:p>
           <w:p>
@@ -6426,15 +6419,7 @@
             </w:r>
             <w:proofErr w:type="spellEnd"/>
             <w:r>
-              <w:t xml:space="preserve"> es una plataforma en la nube donde se suben los registros de </w:t>
-            </w:r>
-            <w:proofErr w:type="spellStart"/>
-            <w:r>
-              <w:t>Git</w:t>
-            </w:r>
-            <w:proofErr w:type="spellEnd"/>
-            <w:r>
-              <w:t xml:space="preserve">. Almacena copias de seguridad del trabajo y es ideal para proyectos en equipos colaborativos. Es la herramienta más conocido en la comunidad de desarrolladores. </w:t>
+              <w:t xml:space="preserve"> es una plataforma en la nube donde se suben los registros de Git. Almacena copias de seguridad del trabajo y es ideal para proyectos en equipos colaborativos. Es la herramienta más conocido en la comunidad de desarrolladores. </w:t>
             </w:r>
           </w:p>
         </w:tc>
@@ -6474,7 +6459,7 @@
                 <w:noProof/>
               </w:rPr>
               <w:drawing>
-                <wp:inline distT="0" distB="0" distL="0" distR="0" wp14:anchorId="5CBFD296" wp14:editId="497B416C">
+                <wp:inline distT="0" distB="0" distL="0" distR="0" wp14:anchorId="5CBFD296" wp14:editId="2768FCAC">
                   <wp:extent cx="936000" cy="936000"/>
                   <wp:effectExtent l="0" t="0" r="0" b="0"/>
                   <wp:docPr id="671413136" name="Imagen 6"/>
@@ -6639,18 +6624,8 @@
                 <w:bCs/>
                 <w:u w:val="single"/>
               </w:rPr>
-              <w:t xml:space="preserve"> + </w:t>
-            </w:r>
-            <w:proofErr w:type="spellStart"/>
-            <w:r>
-              <w:rPr>
-                <w:b/>
-                <w:bCs/>
-                <w:u w:val="single"/>
-              </w:rPr>
-              <w:t>Bootstrap</w:t>
-            </w:r>
-            <w:proofErr w:type="spellEnd"/>
+              <w:t xml:space="preserve"> + Bootstrap</w:t>
+            </w:r>
           </w:p>
           <w:p>
             <w:pPr>
@@ -6848,13 +6823,8 @@
             <w:r>
               <w:t xml:space="preserve">CSS es el lenguaje que define el estilo visual. Controla los colores, tipografías, distribución de las cajas o elementos. </w:t>
             </w:r>
-            <w:proofErr w:type="spellStart"/>
-            <w:r>
-              <w:t>Bootstrap</w:t>
-            </w:r>
-            <w:proofErr w:type="spellEnd"/>
-            <w:r>
-              <w:t xml:space="preserve"> es una caja de herramientas de estilos CSS prefabricados listos para usar. Gracias a su sistema </w:t>
+            <w:r>
+              <w:t xml:space="preserve">Bootstrap es una caja de herramientas de estilos CSS prefabricados listos para usar. Gracias a su sistema </w:t>
             </w:r>
             <w:proofErr w:type="spellStart"/>
             <w:r>
@@ -7085,31 +7055,19 @@
           </w:tcPr>
           <w:p>
             <w:r>
-              <w:t xml:space="preserve">Solución de JS creada por Microsoft que añade </w:t>
+              <w:t xml:space="preserve">Solución de JS creada por Microsoft que añade tipado fuerte. La flexibilidad del tipado de JS lo hace a veces caótico. TS viene a solucionar estas carencias imponiendo reglas estrictas de tipos. Los navegadores no saben de TS, sino que se traduce o </w:t>
             </w:r>
             <w:proofErr w:type="spellStart"/>
             <w:r>
-              <w:t>tipado</w:t>
+              <w:t>transpila</w:t>
             </w:r>
             <w:proofErr w:type="spellEnd"/>
             <w:r>
-              <w:t xml:space="preserve"> fuerte. La flexibilidad del </w:t>
-            </w:r>
-            <w:proofErr w:type="spellStart"/>
-            <w:r>
-              <w:t>tipado</w:t>
-            </w:r>
-            <w:proofErr w:type="spellEnd"/>
-            <w:r>
-              <w:t xml:space="preserve"> de JS lo hace a veces caótico. TS viene a solucionar estas carencias imponiendo reglas estrictas de tipos. Los navegadores no saben de TS, sino que se traduce o </w:t>
-            </w:r>
-            <w:proofErr w:type="spellStart"/>
-            <w:r>
-              <w:t>transpila</w:t>
-            </w:r>
-            <w:proofErr w:type="spellEnd"/>
-            <w:r>
-              <w:t xml:space="preserve"> a JS estándar. TS es muy utilizado en proyectos grandes para evitar errores y facilitar el mantenimiento.</w:t>
+              <w:t xml:space="preserve"> a JS estándar. TS es muy utilizado en </w:t>
+            </w:r>
+            <w:r>
+              <w:lastRenderedPageBreak/>
+              <w:t>proyectos grandes para evitar errores y facilitar el mantenimiento.</w:t>
             </w:r>
           </w:p>
         </w:tc>
@@ -7253,13 +7211,8 @@
             </w:r>
             <w:proofErr w:type="spellEnd"/>
             <w:r>
-              <w:t xml:space="preserve">. Su potencia radica en que automatiza toda la parte de configuración del JDBC, lo usa de manera transparente para el programador. Además, tiene integrado un servidor </w:t>
-            </w:r>
-            <w:proofErr w:type="spellStart"/>
-            <w:r>
-              <w:t>Tomcat</w:t>
-            </w:r>
-            <w:proofErr w:type="spellEnd"/>
+              <w:t>. Su potencia radica en que automatiza toda la parte de configuración del JDBC, lo usa de manera transparente para el programador. Además, tiene integrado un servidor Tomcat</w:t>
+            </w:r>
             <w:r>
               <w:t>, gestiona las dependencias y su compatibilidad, configura automáticamente las rutas, maneja errores y el formato JSON</w:t>
             </w:r>
@@ -7287,7 +7240,6 @@
                 <w:u w:val="single"/>
               </w:rPr>
             </w:pPr>
-            <w:proofErr w:type="spellStart"/>
             <w:r>
               <w:rPr>
                 <w:b/>
@@ -7296,7 +7248,6 @@
               </w:rPr>
               <w:t>MySQL</w:t>
             </w:r>
-            <w:proofErr w:type="spellEnd"/>
           </w:p>
           <w:p>
             <w:pPr>
@@ -7528,17 +7479,14 @@
                 <w:u w:val="single"/>
               </w:rPr>
             </w:pPr>
-            <w:proofErr w:type="spellStart"/>
             <w:r>
               <w:rPr>
                 <w:b/>
                 <w:bCs/>
                 <w:u w:val="single"/>
               </w:rPr>
-              <w:lastRenderedPageBreak/>
               <w:t>Dia</w:t>
             </w:r>
-            <w:proofErr w:type="spellEnd"/>
           </w:p>
           <w:p>
             <w:pPr>
@@ -7612,13 +7560,8 @@
             <w:pPr>
               <w:jc w:val="left"/>
             </w:pPr>
-            <w:proofErr w:type="spellStart"/>
-            <w:r>
-              <w:t>Dia</w:t>
-            </w:r>
-            <w:proofErr w:type="spellEnd"/>
-            <w:r>
-              <w:t xml:space="preserve"> es un editor de diagramas open </w:t>
+            <w:r>
+              <w:t xml:space="preserve">Dia es un editor de diagramas open </w:t>
             </w:r>
             <w:proofErr w:type="spellStart"/>
             <w:r>
@@ -7697,11 +7640,9 @@
           <w:numId w:val="41"/>
         </w:numPr>
       </w:pPr>
-      <w:proofErr w:type="spellStart"/>
       <w:r>
         <w:t>Scrum</w:t>
       </w:r>
-      <w:proofErr w:type="spellEnd"/>
       <w:r>
         <w:t>, Agile</w:t>
       </w:r>
@@ -7867,15 +7808,7 @@
         </w:numPr>
       </w:pPr>
       <w:r>
-        <w:t xml:space="preserve">Herramientas de innovación, metodologías </w:t>
-      </w:r>
-      <w:proofErr w:type="spellStart"/>
-      <w:r>
-        <w:t>Scrum</w:t>
-      </w:r>
-      <w:proofErr w:type="spellEnd"/>
-      <w:r>
-        <w:t xml:space="preserve"> Agile</w:t>
+        <w:t>Herramientas de innovación, metodologías Scrum Agile</w:t>
       </w:r>
       <w:r>
         <w:t>.</w:t>
@@ -7902,28 +7835,12 @@
           <w:b/>
         </w:rPr>
       </w:pPr>
-      <w:proofErr w:type="spellStart"/>
       <w:r>
         <w:rPr>
           <w:b/>
         </w:rPr>
-        <w:t>Predro</w:t>
-      </w:r>
-      <w:proofErr w:type="spellEnd"/>
-      <w:r>
-        <w:rPr>
-          <w:b/>
-        </w:rPr>
-        <w:t xml:space="preserve"> </w:t>
-      </w:r>
-      <w:proofErr w:type="spellStart"/>
-      <w:r>
-        <w:rPr>
-          <w:b/>
-        </w:rPr>
-        <w:t>Blanquer</w:t>
-      </w:r>
-      <w:proofErr w:type="spellEnd"/>
+        <w:t>Pedro Blanquer</w:t>
+      </w:r>
     </w:p>
     <w:p>
       <w:r>
@@ -8210,7 +8127,7 @@
     </w:p>
     <w:tbl>
       <w:tblPr>
-        <w:tblStyle w:val="Tabladecuadrcula3-nfasis5"/>
+        <w:tblStyle w:val="Tablaconcuadrcula3-nfasis5"/>
         <w:tblW w:w="0" w:type="auto"/>
         <w:tblInd w:w="-426" w:type="dxa"/>
         <w:tblLayout w:type="fixed"/>
@@ -8738,21 +8655,7 @@
               <w:rPr>
                 <w:sz w:val="18"/>
               </w:rPr>
-              <w:t xml:space="preserve">Web oficial con descripción de habitaciones, fotos, información de piscina y </w:t>
-            </w:r>
-            <w:proofErr w:type="spellStart"/>
-            <w:r>
-              <w:rPr>
-                <w:sz w:val="18"/>
-              </w:rPr>
-              <w:t>table</w:t>
-            </w:r>
-            <w:proofErr w:type="spellEnd"/>
-            <w:r>
-              <w:rPr>
-                <w:sz w:val="18"/>
-              </w:rPr>
-              <w:t xml:space="preserve"> </w:t>
+              <w:t xml:space="preserve">Web oficial con descripción de habitaciones, fotos, información de piscina y table </w:t>
             </w:r>
             <w:proofErr w:type="spellStart"/>
             <w:r>
@@ -9250,6 +9153,7 @@
                 <w:i w:val="0"/>
                 <w:sz w:val="18"/>
               </w:rPr>
+              <w:lastRenderedPageBreak/>
               <w:t>Precio</w:t>
             </w:r>
           </w:p>
@@ -9284,14 +9188,7 @@
               <w:rPr>
                 <w:sz w:val="18"/>
               </w:rPr>
-              <w:t xml:space="preserve"> habitación </w:t>
-            </w:r>
-            <w:r>
-              <w:rPr>
-                <w:sz w:val="18"/>
-              </w:rPr>
-              <w:lastRenderedPageBreak/>
-              <w:t>doble con desayuno para 2 personas (según fechas y OTA). (</w:t>
+              <w:t xml:space="preserve"> habitación doble con desayuno para 2 personas (según fechas y OTA). (</w:t>
             </w:r>
             <w:hyperlink r:id="rId29" w:tooltip="Domaine La Reveille, Dore-lʼÉglise (tarifs actualisés, 2025)" w:history="1">
               <w:r>
@@ -9328,7 +9225,6 @@
               <w:rPr>
                 <w:sz w:val="18"/>
               </w:rPr>
-              <w:lastRenderedPageBreak/>
               <w:t xml:space="preserve">Entre </w:t>
             </w:r>
             <w:r>
@@ -9342,14 +9238,7 @@
               <w:rPr>
                 <w:sz w:val="18"/>
               </w:rPr>
-              <w:t xml:space="preserve"> la habitación doble, desayuno </w:t>
-            </w:r>
-            <w:r>
-              <w:rPr>
-                <w:sz w:val="18"/>
-              </w:rPr>
-              <w:lastRenderedPageBreak/>
-              <w:t>incluido (rango según tipo de habitación y temporada). (</w:t>
+              <w:t xml:space="preserve"> la habitación doble, desayuno incluido (rango según tipo de habitación y temporada). (</w:t>
             </w:r>
             <w:hyperlink r:id="rId30" w:tooltip="Saint-Clément-de-Valorgue - Tourisme, Vacances &amp; Week- ..." w:history="1">
               <w:r>
@@ -9386,7 +9275,6 @@
               <w:rPr>
                 <w:sz w:val="18"/>
               </w:rPr>
-              <w:lastRenderedPageBreak/>
               <w:t xml:space="preserve">Desde </w:t>
             </w:r>
             <w:r>
@@ -9400,14 +9288,7 @@
               <w:rPr>
                 <w:sz w:val="18"/>
               </w:rPr>
-              <w:t xml:space="preserve"> para 2 personas, desayuno incluido, </w:t>
-            </w:r>
-            <w:r>
-              <w:rPr>
-                <w:sz w:val="18"/>
-              </w:rPr>
-              <w:lastRenderedPageBreak/>
-              <w:t>con variaciones según temporada y tipo de habitación. (</w:t>
+              <w:t xml:space="preserve"> para 2 personas, desayuno incluido, con variaciones según temporada y tipo de habitación. (</w:t>
             </w:r>
             <w:hyperlink r:id="rId31" w:tooltip="Les Galapons, chambres d'hôtes - Site Officiel" w:history="1">
               <w:r>
@@ -9726,18 +9607,8 @@
                 <w:color w:val="auto"/>
                 <w:sz w:val="18"/>
               </w:rPr>
-              <w:t xml:space="preserve">4,8/5 en </w:t>
-            </w:r>
-            <w:proofErr w:type="spellStart"/>
-            <w:r>
-              <w:rPr>
-                <w:rStyle w:val="Textoennegrita"/>
-                <w:color w:val="auto"/>
-                <w:sz w:val="18"/>
-              </w:rPr>
-              <w:t>TripAdvisor</w:t>
-            </w:r>
-            <w:proofErr w:type="spellEnd"/>
+              <w:t>4,8/5 en TripAdvisor</w:t>
+            </w:r>
             <w:r>
               <w:rPr>
                 <w:color w:val="auto"/>
@@ -9808,18 +9679,8 @@
                 <w:color w:val="auto"/>
                 <w:sz w:val="18"/>
               </w:rPr>
-              <w:t xml:space="preserve">4,9/5 en </w:t>
-            </w:r>
-            <w:proofErr w:type="spellStart"/>
-            <w:r>
-              <w:rPr>
-                <w:rStyle w:val="Textoennegrita"/>
-                <w:color w:val="auto"/>
-                <w:sz w:val="18"/>
-              </w:rPr>
-              <w:t>TripAdvisor</w:t>
-            </w:r>
-            <w:proofErr w:type="spellEnd"/>
+              <w:t>4,9/5 en TripAdvisor</w:t>
+            </w:r>
             <w:r>
               <w:rPr>
                 <w:color w:val="auto"/>
@@ -9869,6 +9730,7 @@
       </w:pPr>
       <w:bookmarkStart w:id="13" w:name="_Toc180827996"/>
       <w:r>
+        <w:lastRenderedPageBreak/>
         <w:t>Análisis DAFO</w:t>
       </w:r>
       <w:r>
@@ -9907,76 +9769,89 @@
       <w:r>
         <w:t xml:space="preserve">Ilustración </w:t>
       </w:r>
-      <w:fldSimple w:instr=" SEQ Ilustración \* ARABIC ">
-        <w:r>
-          <w:rPr>
-            <w:noProof/>
-          </w:rPr>
-          <w:t>1</w:t>
-        </w:r>
-      </w:fldSimple>
-      <w:r>
-        <w:t xml:space="preserve"> Análisis </w:t>
-      </w:r>
-      <w:r>
-        <w:t>DAFO</w:t>
-      </w:r>
-      <w:bookmarkEnd w:id="14"/>
-    </w:p>
-    <w:p>
-      <w:pPr>
-        <w:pStyle w:val="Ttulo3"/>
-      </w:pPr>
-      <w:bookmarkStart w:id="15" w:name="_Toc180827997"/>
-      <w:r>
-        <w:lastRenderedPageBreak/>
-        <w:t>Subapartado 1.2</w:t>
-      </w:r>
-      <w:bookmarkEnd w:id="15"/>
-    </w:p>
-    <w:p>
-      <w:r>
-        <w:t>Texto Normal del menú de estilos.</w:t>
-      </w:r>
-    </w:p>
-    <w:p/>
-    <w:p>
-      <w:pPr>
-        <w:pStyle w:val="Ttulo2"/>
-      </w:pPr>
-      <w:bookmarkStart w:id="16" w:name="_Toc180827998"/>
-      <w:r>
-        <w:t>Modelo de datos</w:t>
-      </w:r>
-      <w:bookmarkEnd w:id="16"/>
-    </w:p>
-    <w:p>
-      <w:r>
-        <w:t>D</w:t>
-      </w:r>
-      <w:r>
-        <w:t xml:space="preserve">iseño de la base de datos, con las tablas y sus relaciones, o la estructura si es una base de datos </w:t>
-      </w:r>
-      <w:proofErr w:type="spellStart"/>
-      <w:r>
-        <w:t>N</w:t>
-      </w:r>
-      <w:r>
-        <w:t>oSql</w:t>
-      </w:r>
-      <w:proofErr w:type="spellEnd"/>
-      <w:r>
-        <w:t>. Es importante incluirlo ya que según el modelo se puede ver el alcance del proyecto.</w:t>
-      </w:r>
-    </w:p>
-    <w:p>
-      <w:pPr>
-        <w:jc w:val="center"/>
-      </w:pPr>
+      <w:r>
+        <w:fldChar w:fldCharType="begin"/>
+      </w:r>
+      <w:r>
+        <w:instrText xml:space="preserve"> SEQ Ilustración \* ARABIC </w:instrText>
+      </w:r>
+      <w:r>
+        <w:fldChar w:fldCharType="separate"/>
+      </w:r>
       <w:r>
         <w:rPr>
           <w:noProof/>
         </w:rPr>
+        <w:t>1</w:t>
+      </w:r>
+      <w:r>
+        <w:rPr>
+          <w:noProof/>
+        </w:rPr>
+        <w:fldChar w:fldCharType="end"/>
+      </w:r>
+      <w:r>
+        <w:t xml:space="preserve"> Análisis </w:t>
+      </w:r>
+      <w:r>
+        <w:t>DAFO</w:t>
+      </w:r>
+      <w:bookmarkEnd w:id="14"/>
+    </w:p>
+    <w:p>
+      <w:pPr>
+        <w:pStyle w:val="Ttulo3"/>
+      </w:pPr>
+      <w:bookmarkStart w:id="15" w:name="_Toc180827997"/>
+      <w:r>
+        <w:t>Subapartado 1.2</w:t>
+      </w:r>
+      <w:bookmarkEnd w:id="15"/>
+    </w:p>
+    <w:p>
+      <w:r>
+        <w:t>Texto Normal del menú de estilos.</w:t>
+      </w:r>
+    </w:p>
+    <w:p/>
+    <w:p>
+      <w:pPr>
+        <w:pStyle w:val="Ttulo2"/>
+      </w:pPr>
+      <w:bookmarkStart w:id="16" w:name="_Toc180827998"/>
+      <w:r>
+        <w:t>Modelo de datos</w:t>
+      </w:r>
+      <w:bookmarkEnd w:id="16"/>
+    </w:p>
+    <w:p>
+      <w:r>
+        <w:t>D</w:t>
+      </w:r>
+      <w:r>
+        <w:t xml:space="preserve">iseño de la base de datos, con las tablas y sus relaciones, o la estructura si es una base de datos </w:t>
+      </w:r>
+      <w:proofErr w:type="spellStart"/>
+      <w:r>
+        <w:t>N</w:t>
+      </w:r>
+      <w:r>
+        <w:t>oSql</w:t>
+      </w:r>
+      <w:proofErr w:type="spellEnd"/>
+      <w:r>
+        <w:t>. Es importante incluirlo ya que según el modelo se puede ver el alcance del proyecto.</w:t>
+      </w:r>
+    </w:p>
+    <w:p>
+      <w:pPr>
+        <w:jc w:val="center"/>
+      </w:pPr>
+      <w:r>
+        <w:rPr>
+          <w:noProof/>
+        </w:rPr>
+        <w:lastRenderedPageBreak/>
         <w:drawing>
           <wp:inline distT="0" distB="0" distL="0" distR="0" wp14:anchorId="75D4B348" wp14:editId="4E867452">
             <wp:extent cx="5760085" cy="3764280"/>
@@ -10034,14 +9909,27 @@
       <w:r>
         <w:t xml:space="preserve">Ilustración </w:t>
       </w:r>
-      <w:fldSimple w:instr=" SEQ Ilustración \* ARABIC ">
-        <w:r>
-          <w:rPr>
-            <w:noProof/>
-          </w:rPr>
-          <w:t>2</w:t>
-        </w:r>
-      </w:fldSimple>
+      <w:r>
+        <w:fldChar w:fldCharType="begin"/>
+      </w:r>
+      <w:r>
+        <w:instrText xml:space="preserve"> SEQ Ilustración \* ARABIC </w:instrText>
+      </w:r>
+      <w:r>
+        <w:fldChar w:fldCharType="separate"/>
+      </w:r>
+      <w:r>
+        <w:rPr>
+          <w:noProof/>
+        </w:rPr>
+        <w:t>2</w:t>
+      </w:r>
+      <w:r>
+        <w:rPr>
+          <w:noProof/>
+        </w:rPr>
+        <w:fldChar w:fldCharType="end"/>
+      </w:r>
       <w:r>
         <w:t xml:space="preserve"> </w:t>
       </w:r>
@@ -10159,14 +10047,27 @@
       <w:r>
         <w:t xml:space="preserve">Ilustración </w:t>
       </w:r>
-      <w:fldSimple w:instr=" SEQ Ilustración \* ARABIC ">
-        <w:r>
-          <w:rPr>
-            <w:noProof/>
-          </w:rPr>
-          <w:t>3</w:t>
-        </w:r>
-      </w:fldSimple>
+      <w:r>
+        <w:fldChar w:fldCharType="begin"/>
+      </w:r>
+      <w:r>
+        <w:instrText xml:space="preserve"> SEQ Ilustración \* ARABIC </w:instrText>
+      </w:r>
+      <w:r>
+        <w:fldChar w:fldCharType="separate"/>
+      </w:r>
+      <w:r>
+        <w:rPr>
+          <w:noProof/>
+        </w:rPr>
+        <w:t>3</w:t>
+      </w:r>
+      <w:r>
+        <w:rPr>
+          <w:noProof/>
+        </w:rPr>
+        <w:fldChar w:fldCharType="end"/>
+      </w:r>
       <w:r>
         <w:t xml:space="preserve"> Diagrama de clases</w:t>
       </w:r>
@@ -10316,14 +10217,27 @@
       <w:r>
         <w:t xml:space="preserve">Ilustración </w:t>
       </w:r>
-      <w:fldSimple w:instr=" SEQ Ilustración \* ARABIC ">
-        <w:r>
-          <w:rPr>
-            <w:noProof/>
-          </w:rPr>
-          <w:t>4</w:t>
-        </w:r>
-      </w:fldSimple>
+      <w:r>
+        <w:fldChar w:fldCharType="begin"/>
+      </w:r>
+      <w:r>
+        <w:instrText xml:space="preserve"> SEQ Ilustración \* ARABIC </w:instrText>
+      </w:r>
+      <w:r>
+        <w:fldChar w:fldCharType="separate"/>
+      </w:r>
+      <w:r>
+        <w:rPr>
+          <w:noProof/>
+        </w:rPr>
+        <w:t>4</w:t>
+      </w:r>
+      <w:r>
+        <w:rPr>
+          <w:noProof/>
+        </w:rPr>
+        <w:fldChar w:fldCharType="end"/>
+      </w:r>
       <w:r>
         <w:t xml:space="preserve"> Caso de uso "Recepción de pedido"</w:t>
       </w:r>
@@ -10366,7 +10280,7 @@
           <w:noProof/>
         </w:rPr>
         <w:drawing>
-          <wp:inline distT="0" distB="0" distL="0" distR="0" wp14:anchorId="65C1ECAB" wp14:editId="41D653B1">
+          <wp:inline distT="0" distB="0" distL="0" distR="0" wp14:anchorId="65C1ECAB" wp14:editId="515560DD">
             <wp:extent cx="5760085" cy="6046470"/>
             <wp:effectExtent l="0" t="0" r="0" b="0"/>
             <wp:docPr id="23" name="Imagen 23"/>
@@ -10416,14 +10330,27 @@
       <w:r>
         <w:t xml:space="preserve">Ilustración </w:t>
       </w:r>
-      <w:fldSimple w:instr=" SEQ Ilustración \* ARABIC ">
-        <w:r>
-          <w:rPr>
-            <w:noProof/>
-          </w:rPr>
-          <w:t>5</w:t>
-        </w:r>
-      </w:fldSimple>
+      <w:r>
+        <w:fldChar w:fldCharType="begin"/>
+      </w:r>
+      <w:r>
+        <w:instrText xml:space="preserve"> SEQ Ilustración \* ARABIC </w:instrText>
+      </w:r>
+      <w:r>
+        <w:fldChar w:fldCharType="separate"/>
+      </w:r>
+      <w:r>
+        <w:rPr>
+          <w:noProof/>
+        </w:rPr>
+        <w:t>5</w:t>
+      </w:r>
+      <w:r>
+        <w:rPr>
+          <w:noProof/>
+        </w:rPr>
+        <w:fldChar w:fldCharType="end"/>
+      </w:r>
       <w:r>
         <w:t xml:space="preserve"> Wireframes</w:t>
       </w:r>
@@ -10500,14 +10427,27 @@
       <w:r>
         <w:t xml:space="preserve">Ilustración </w:t>
       </w:r>
-      <w:fldSimple w:instr=" SEQ Ilustración \* ARABIC ">
-        <w:r>
-          <w:rPr>
-            <w:noProof/>
-          </w:rPr>
-          <w:t>6</w:t>
-        </w:r>
-      </w:fldSimple>
+      <w:r>
+        <w:fldChar w:fldCharType="begin"/>
+      </w:r>
+      <w:r>
+        <w:instrText xml:space="preserve"> SEQ Ilustración \* ARABIC </w:instrText>
+      </w:r>
+      <w:r>
+        <w:fldChar w:fldCharType="separate"/>
+      </w:r>
+      <w:r>
+        <w:rPr>
+          <w:noProof/>
+        </w:rPr>
+        <w:t>6</w:t>
+      </w:r>
+      <w:r>
+        <w:rPr>
+          <w:noProof/>
+        </w:rPr>
+        <w:fldChar w:fldCharType="end"/>
+      </w:r>
       <w:r>
         <w:t xml:space="preserve"> Prototipo de interfaz de alta </w:t>
       </w:r>
@@ -10643,14 +10583,27 @@
       <w:r>
         <w:t xml:space="preserve">Ilustración </w:t>
       </w:r>
-      <w:fldSimple w:instr=" SEQ Ilustración \* ARABIC ">
-        <w:r>
-          <w:rPr>
-            <w:noProof/>
-          </w:rPr>
-          <w:t>7</w:t>
-        </w:r>
-      </w:fldSimple>
+      <w:r>
+        <w:fldChar w:fldCharType="begin"/>
+      </w:r>
+      <w:r>
+        <w:instrText xml:space="preserve"> SEQ Ilustración \* ARABIC </w:instrText>
+      </w:r>
+      <w:r>
+        <w:fldChar w:fldCharType="separate"/>
+      </w:r>
+      <w:r>
+        <w:rPr>
+          <w:noProof/>
+        </w:rPr>
+        <w:t>7</w:t>
+      </w:r>
+      <w:r>
+        <w:rPr>
+          <w:noProof/>
+        </w:rPr>
+        <w:fldChar w:fldCharType="end"/>
+      </w:r>
       <w:r>
         <w:t xml:space="preserve"> Paleta de </w:t>
       </w:r>
@@ -10741,14 +10694,27 @@
       <w:r>
         <w:t xml:space="preserve">Ilustración </w:t>
       </w:r>
-      <w:fldSimple w:instr=" SEQ Ilustración \* ARABIC ">
-        <w:r>
-          <w:rPr>
-            <w:noProof/>
-          </w:rPr>
-          <w:t>8</w:t>
-        </w:r>
-      </w:fldSimple>
+      <w:r>
+        <w:fldChar w:fldCharType="begin"/>
+      </w:r>
+      <w:r>
+        <w:instrText xml:space="preserve"> SEQ Ilustración \* ARABIC </w:instrText>
+      </w:r>
+      <w:r>
+        <w:fldChar w:fldCharType="separate"/>
+      </w:r>
+      <w:r>
+        <w:rPr>
+          <w:noProof/>
+        </w:rPr>
+        <w:t>8</w:t>
+      </w:r>
+      <w:r>
+        <w:rPr>
+          <w:noProof/>
+        </w:rPr>
+        <w:fldChar w:fldCharType="end"/>
+      </w:r>
       <w:r>
         <w:t xml:space="preserve"> Logotipo en positivo</w:t>
       </w:r>
@@ -10827,14 +10793,27 @@
       <w:r>
         <w:t xml:space="preserve">Ilustración </w:t>
       </w:r>
-      <w:fldSimple w:instr=" SEQ Ilustración \* ARABIC ">
-        <w:r>
-          <w:rPr>
-            <w:noProof/>
-          </w:rPr>
-          <w:t>9</w:t>
-        </w:r>
-      </w:fldSimple>
+      <w:r>
+        <w:fldChar w:fldCharType="begin"/>
+      </w:r>
+      <w:r>
+        <w:instrText xml:space="preserve"> SEQ Ilustración \* ARABIC </w:instrText>
+      </w:r>
+      <w:r>
+        <w:fldChar w:fldCharType="separate"/>
+      </w:r>
+      <w:r>
+        <w:rPr>
+          <w:noProof/>
+        </w:rPr>
+        <w:t>9</w:t>
+      </w:r>
+      <w:r>
+        <w:rPr>
+          <w:noProof/>
+        </w:rPr>
+        <w:fldChar w:fldCharType="end"/>
+      </w:r>
       <w:r>
         <w:t xml:space="preserve"> Logotipo en negativo</w:t>
       </w:r>
@@ -10880,14 +10859,27 @@
         <w:lastRenderedPageBreak/>
         <w:t xml:space="preserve">Tabla </w:t>
       </w:r>
-      <w:fldSimple w:instr=" SEQ Tabla \* ARABIC ">
-        <w:r>
-          <w:rPr>
-            <w:noProof/>
-          </w:rPr>
-          <w:t>2</w:t>
-        </w:r>
-      </w:fldSimple>
+      <w:r>
+        <w:fldChar w:fldCharType="begin"/>
+      </w:r>
+      <w:r>
+        <w:instrText xml:space="preserve"> SEQ Tabla \* ARABIC </w:instrText>
+      </w:r>
+      <w:r>
+        <w:fldChar w:fldCharType="separate"/>
+      </w:r>
+      <w:r>
+        <w:rPr>
+          <w:noProof/>
+        </w:rPr>
+        <w:t>2</w:t>
+      </w:r>
+      <w:r>
+        <w:rPr>
+          <w:noProof/>
+        </w:rPr>
+        <w:fldChar w:fldCharType="end"/>
+      </w:r>
       <w:r>
         <w:t xml:space="preserve"> Presupuesto temporal de tareas</w:t>
       </w:r>
@@ -13755,7 +13747,6 @@
                 <w:sz w:val="22"/>
                 <w:szCs w:val="22"/>
               </w:rPr>
-              <w:lastRenderedPageBreak/>
               <w:t>Despliegue y Lanzamiento</w:t>
             </w:r>
           </w:p>
@@ -14412,6 +14403,9 @@
     </w:p>
     <w:p>
       <w:r>
+        <w:rPr>
+          <w:noProof/>
+        </w:rPr>
         <w:drawing>
           <wp:inline distT="0" distB="0" distL="0" distR="0" wp14:anchorId="0948CB2F" wp14:editId="68251281">
             <wp:extent cx="5760085" cy="1574800"/>
@@ -14455,19 +14449,7 @@
           <w:rPr>
             <w:rStyle w:val="Hipervnculo"/>
           </w:rPr>
-          <w:t>https://react.dev/blog/2025/1</w:t>
-        </w:r>
-        <w:r>
-          <w:rPr>
-            <w:rStyle w:val="Hipervnculo"/>
-          </w:rPr>
-          <w:t>2</w:t>
-        </w:r>
-        <w:r>
-          <w:rPr>
-            <w:rStyle w:val="Hipervnculo"/>
-          </w:rPr>
-          <w:t>/03/critical-security-vulnerability-in-react-server-components</w:t>
+          <w:t>https://react.dev/blog/2025/12/03/critical-security-vulnerability-in-react-server-components</w:t>
         </w:r>
       </w:hyperlink>
     </w:p>
@@ -14485,6 +14467,9 @@
     </w:p>
     <w:p>
       <w:r>
+        <w:rPr>
+          <w:noProof/>
+        </w:rPr>
         <w:lastRenderedPageBreak/>
         <w:drawing>
           <wp:inline distT="0" distB="0" distL="0" distR="0" wp14:anchorId="797013C3" wp14:editId="7F3E9DD4">
@@ -14525,6 +14510,9 @@
     </w:p>
     <w:p>
       <w:r>
+        <w:rPr>
+          <w:noProof/>
+        </w:rPr>
         <w:drawing>
           <wp:inline distT="0" distB="0" distL="0" distR="0" wp14:anchorId="5F19BDAB" wp14:editId="798E2CB3">
             <wp:extent cx="5430008" cy="1762371"/>
@@ -14576,6 +14564,9 @@
     </w:p>
     <w:p>
       <w:r>
+        <w:rPr>
+          <w:noProof/>
+        </w:rPr>
         <w:drawing>
           <wp:inline distT="0" distB="0" distL="0" distR="0" wp14:anchorId="402E7720" wp14:editId="519CEDF3">
             <wp:extent cx="4315427" cy="1543265"/>
@@ -14627,6 +14618,9 @@
     </w:p>
     <w:p>
       <w:r>
+        <w:rPr>
+          <w:noProof/>
+        </w:rPr>
         <w:drawing>
           <wp:inline distT="0" distB="0" distL="0" distR="0" wp14:anchorId="556F33FB" wp14:editId="2629F495">
             <wp:extent cx="4267796" cy="1895740"/>
@@ -14678,6 +14672,9 @@
     </w:p>
     <w:p>
       <w:r>
+        <w:rPr>
+          <w:noProof/>
+        </w:rPr>
         <w:lastRenderedPageBreak/>
         <w:drawing>
           <wp:inline distT="0" distB="0" distL="0" distR="0" wp14:anchorId="3C718FBC" wp14:editId="56A80DED">
@@ -14729,18 +14726,16 @@
       <w:r>
         <w:t>link a ionos</w:t>
       </w:r>
-      <w:bookmarkStart w:id="46" w:name="_GoBack"/>
+    </w:p>
+    <w:p>
+      <w:pPr>
+        <w:pStyle w:val="Ttulo3"/>
+      </w:pPr>
+      <w:bookmarkStart w:id="46" w:name="_Toc180828017"/>
+      <w:r>
+        <w:t>Recomendaciones para futuros proyectos similares.</w:t>
+      </w:r>
       <w:bookmarkEnd w:id="46"/>
-    </w:p>
-    <w:p>
-      <w:pPr>
-        <w:pStyle w:val="Ttulo3"/>
-      </w:pPr>
-      <w:bookmarkStart w:id="47" w:name="_Toc180828017"/>
-      <w:r>
-        <w:t>Recomendaciones para futuros proyectos similares.</w:t>
-      </w:r>
-      <w:bookmarkEnd w:id="47"/>
     </w:p>
     <w:p/>
     <w:p>
@@ -14750,19 +14745,30 @@
           <w:caps/>
         </w:rPr>
       </w:pPr>
-      <w:bookmarkStart w:id="48" w:name="_Toc180828018"/>
+      <w:bookmarkStart w:id="47" w:name="_Toc180828018"/>
       <w:r>
         <w:t>Limitaciones y prospectiva</w:t>
       </w:r>
+      <w:bookmarkEnd w:id="47"/>
+    </w:p>
+    <w:p>
+      <w:pPr>
+        <w:pStyle w:val="Ttulo3"/>
+      </w:pPr>
+      <w:bookmarkStart w:id="48" w:name="_Toc180828019"/>
+      <w:r>
+        <w:t>Posibles mejoras y ampliaciones del proyecto.</w:t>
+      </w:r>
       <w:bookmarkEnd w:id="48"/>
     </w:p>
+    <w:p/>
     <w:p>
       <w:pPr>
         <w:pStyle w:val="Ttulo3"/>
       </w:pPr>
-      <w:bookmarkStart w:id="49" w:name="_Toc180828019"/>
-      <w:r>
-        <w:t>Posibles mejoras y ampliaciones del proyecto.</w:t>
+      <w:bookmarkStart w:id="49" w:name="_Toc180828020"/>
+      <w:r>
+        <w:t>Nuevas líneas de investigación o desarrollo que podrían derivarse del proyecto.</w:t>
       </w:r>
       <w:bookmarkEnd w:id="49"/>
     </w:p>
@@ -14771,22 +14777,11 @@
       <w:pPr>
         <w:pStyle w:val="Ttulo3"/>
       </w:pPr>
-      <w:bookmarkStart w:id="50" w:name="_Toc180828020"/>
-      <w:r>
-        <w:t>Nuevas líneas de investigación o desarrollo que podrían derivarse del proyecto.</w:t>
+      <w:bookmarkStart w:id="50" w:name="_Toc180828021"/>
+      <w:r>
+        <w:t>Sugerencias para la implementación en entornos reales.</w:t>
       </w:r>
       <w:bookmarkEnd w:id="50"/>
-    </w:p>
-    <w:p/>
-    <w:p>
-      <w:pPr>
-        <w:pStyle w:val="Ttulo3"/>
-      </w:pPr>
-      <w:bookmarkStart w:id="51" w:name="_Toc180828021"/>
-      <w:r>
-        <w:t>Sugerencias para la implementación en entornos reales.</w:t>
-      </w:r>
-      <w:bookmarkEnd w:id="51"/>
     </w:p>
     <w:p/>
     <w:p>
@@ -14798,7 +14793,7 @@
         <w:br w:type="page"/>
       </w:r>
     </w:p>
-    <w:bookmarkStart w:id="52" w:name="_Toc180828022" w:displacedByCustomXml="next"/>
+    <w:bookmarkStart w:id="51" w:name="_Toc180828022" w:displacedByCustomXml="next"/>
     <w:sdt>
       <w:sdtPr>
         <w:rPr>
@@ -14823,7 +14818,7 @@
           <w:r>
             <w:t>Referencias bibliográficas</w:t>
           </w:r>
-          <w:bookmarkEnd w:id="52"/>
+          <w:bookmarkEnd w:id="51"/>
         </w:p>
         <w:sdt>
           <w:sdtPr>
@@ -14954,12 +14949,12 @@
       <w:pPr>
         <w:pStyle w:val="Anexo"/>
       </w:pPr>
-      <w:bookmarkStart w:id="53" w:name="_Toc180828023"/>
+      <w:bookmarkStart w:id="52" w:name="_Toc180828023"/>
       <w:r>
         <w:lastRenderedPageBreak/>
         <w:t>Diagramas de GANTT</w:t>
       </w:r>
-      <w:bookmarkEnd w:id="53"/>
+      <w:bookmarkEnd w:id="52"/>
     </w:p>
     <w:p/>
     <w:p/>
@@ -14976,7 +14971,7 @@
       <w:pPr>
         <w:pStyle w:val="Anexo"/>
       </w:pPr>
-      <w:bookmarkStart w:id="54" w:name="_Toc180828024"/>
+      <w:bookmarkStart w:id="53" w:name="_Toc180828024"/>
       <w:r>
         <w:lastRenderedPageBreak/>
         <w:t>C</w:t>
@@ -14987,7 +14982,7 @@
       <w:r>
         <w:t xml:space="preserve"> de la solución y pruebas</w:t>
       </w:r>
-      <w:bookmarkEnd w:id="54"/>
+      <w:bookmarkEnd w:id="53"/>
     </w:p>
     <w:p/>
     <w:p/>
@@ -15004,12 +14999,12 @@
       <w:pPr>
         <w:pStyle w:val="Anexo"/>
       </w:pPr>
-      <w:bookmarkStart w:id="55" w:name="_Toc180828025"/>
+      <w:bookmarkStart w:id="54" w:name="_Toc180828025"/>
       <w:r>
         <w:lastRenderedPageBreak/>
         <w:t>Manual de instalación - despliegue</w:t>
       </w:r>
-      <w:bookmarkEnd w:id="55"/>
+      <w:bookmarkEnd w:id="54"/>
     </w:p>
     <w:p/>
     <w:p/>
@@ -15026,12 +15021,12 @@
       <w:pPr>
         <w:pStyle w:val="Anexo"/>
       </w:pPr>
-      <w:bookmarkStart w:id="56" w:name="_Toc180828026"/>
+      <w:bookmarkStart w:id="55" w:name="_Toc180828026"/>
       <w:r>
         <w:lastRenderedPageBreak/>
         <w:t>Documentación de la API</w:t>
       </w:r>
-      <w:bookmarkEnd w:id="56"/>
+      <w:bookmarkEnd w:id="55"/>
       <w:r>
         <w:t xml:space="preserve"> </w:t>
       </w:r>
@@ -15056,12 +15051,12 @@
       <w:pPr>
         <w:pStyle w:val="Anexo"/>
       </w:pPr>
-      <w:bookmarkStart w:id="57" w:name="_Toc180828027"/>
+      <w:bookmarkStart w:id="56" w:name="_Toc180828027"/>
       <w:r>
         <w:lastRenderedPageBreak/>
         <w:t>Otros anexos de interés</w:t>
       </w:r>
-      <w:bookmarkEnd w:id="57"/>
+      <w:bookmarkEnd w:id="56"/>
     </w:p>
     <w:p>
       <w:r>
@@ -15088,7 +15083,7 @@
 </file>
 
 <file path=word/endnotes.xml><?xml version="1.0" encoding="utf-8"?>
-<w:endnotes xmlns:wpc="http://schemas.microsoft.com/office/word/2010/wordprocessingCanvas" xmlns:cx="http://schemas.microsoft.com/office/drawing/2014/chartex" xmlns:mc="http://schemas.openxmlformats.org/markup-compatibility/2006" xmlns:o="urn:schemas-microsoft-com:office:office" xmlns:r="http://schemas.openxmlformats.org/officeDocument/2006/relationships" xmlns:m="http://schemas.openxmlformats.org/officeDocument/2006/math" xmlns:v="urn:schemas-microsoft-com:vml" xmlns:wp14="http://schemas.microsoft.com/office/word/2010/wordprocessingDrawing" xmlns:wp="http://schemas.openxmlformats.org/drawingml/2006/wordprocessingDrawing" xmlns:w10="urn:schemas-microsoft-com:office:word" xmlns:w="http://schemas.openxmlformats.org/wordprocessingml/2006/main" xmlns:w14="http://schemas.microsoft.com/office/word/2010/wordml" xmlns:w15="http://schemas.microsoft.com/office/word/2012/wordml" xmlns:w16se="http://schemas.microsoft.com/office/word/2015/wordml/symex" xmlns:wpg="http://schemas.microsoft.com/office/word/2010/wordprocessingGroup" xmlns:wpi="http://schemas.microsoft.com/office/word/2010/wordprocessingInk" xmlns:wne="http://schemas.microsoft.com/office/word/2006/wordml" xmlns:wps="http://schemas.microsoft.com/office/word/2010/wordprocessingShape" mc:Ignorable="w14 w15 w16se wp14">
+<w:endnotes xmlns:wpc="http://schemas.microsoft.com/office/word/2010/wordprocessingCanvas" xmlns:cx="http://schemas.microsoft.com/office/drawing/2014/chartex" xmlns:cx1="http://schemas.microsoft.com/office/drawing/2015/9/8/chartex" xmlns:cx2="http://schemas.microsoft.com/office/drawing/2015/10/21/chartex" xmlns:cx3="http://schemas.microsoft.com/office/drawing/2016/5/9/chartex" xmlns:cx4="http://schemas.microsoft.com/office/drawing/2016/5/10/chartex" xmlns:cx5="http://schemas.microsoft.com/office/drawing/2016/5/11/chartex" xmlns:cx6="http://schemas.microsoft.com/office/drawing/2016/5/12/chartex" xmlns:cx7="http://schemas.microsoft.com/office/drawing/2016/5/13/chartex" xmlns:cx8="http://schemas.microsoft.com/office/drawing/2016/5/14/chartex" xmlns:mc="http://schemas.openxmlformats.org/markup-compatibility/2006" xmlns:aink="http://schemas.microsoft.com/office/drawing/2016/ink" xmlns:am3d="http://schemas.microsoft.com/office/drawing/2017/model3d" xmlns:o="urn:schemas-microsoft-com:office:office" xmlns:oel="http://schemas.microsoft.com/office/2019/extlst" xmlns:r="http://schemas.openxmlformats.org/officeDocument/2006/relationships" xmlns:m="http://schemas.openxmlformats.org/officeDocument/2006/math" xmlns:v="urn:schemas-microsoft-com:vml" xmlns:wp14="http://schemas.microsoft.com/office/word/2010/wordprocessingDrawing" xmlns:wp="http://schemas.openxmlformats.org/drawingml/2006/wordprocessingDrawing" xmlns:w10="urn:schemas-microsoft-com:office:word" xmlns:w="http://schemas.openxmlformats.org/wordprocessingml/2006/main" xmlns:w14="http://schemas.microsoft.com/office/word/2010/wordml" xmlns:w15="http://schemas.microsoft.com/office/word/2012/wordml" xmlns:w16cex="http://schemas.microsoft.com/office/word/2018/wordml/cex" xmlns:w16cid="http://schemas.microsoft.com/office/word/2016/wordml/cid" xmlns:w16="http://schemas.microsoft.com/office/word/2018/wordml" xmlns:w16sdtdh="http://schemas.microsoft.com/office/word/2020/wordml/sdtdatahash" xmlns:w16se="http://schemas.microsoft.com/office/word/2015/wordml/symex" xmlns:wpg="http://schemas.microsoft.com/office/word/2010/wordprocessingGroup" xmlns:wpi="http://schemas.microsoft.com/office/word/2010/wordprocessingInk" xmlns:wne="http://schemas.microsoft.com/office/word/2006/wordml" xmlns:wps="http://schemas.microsoft.com/office/word/2010/wordprocessingShape" mc:Ignorable="w14 w15 w16se w16cid w16 w16cex w16sdtdh wp14">
   <w:endnote w:type="separator" w:id="-1">
     <w:p>
       <w:r>
@@ -15114,7 +15109,7 @@
 </file>
 
 <file path=word/footer1.xml><?xml version="1.0" encoding="utf-8"?>
-<w:ftr xmlns:wpc="http://schemas.microsoft.com/office/word/2010/wordprocessingCanvas" xmlns:cx="http://schemas.microsoft.com/office/drawing/2014/chartex" xmlns:mc="http://schemas.openxmlformats.org/markup-compatibility/2006" xmlns:o="urn:schemas-microsoft-com:office:office" xmlns:r="http://schemas.openxmlformats.org/officeDocument/2006/relationships" xmlns:m="http://schemas.openxmlformats.org/officeDocument/2006/math" xmlns:v="urn:schemas-microsoft-com:vml" xmlns:wp14="http://schemas.microsoft.com/office/word/2010/wordprocessingDrawing" xmlns:wp="http://schemas.openxmlformats.org/drawingml/2006/wordprocessingDrawing" xmlns:w10="urn:schemas-microsoft-com:office:word" xmlns:w="http://schemas.openxmlformats.org/wordprocessingml/2006/main" xmlns:w14="http://schemas.microsoft.com/office/word/2010/wordml" xmlns:w15="http://schemas.microsoft.com/office/word/2012/wordml" xmlns:w16se="http://schemas.microsoft.com/office/word/2015/wordml/symex" xmlns:wpg="http://schemas.microsoft.com/office/word/2010/wordprocessingGroup" xmlns:wpi="http://schemas.microsoft.com/office/word/2010/wordprocessingInk" xmlns:wne="http://schemas.microsoft.com/office/word/2006/wordml" xmlns:wps="http://schemas.microsoft.com/office/word/2010/wordprocessingShape" mc:Ignorable="w14 w15 w16se wp14">
+<w:ftr xmlns:wpc="http://schemas.microsoft.com/office/word/2010/wordprocessingCanvas" xmlns:cx="http://schemas.microsoft.com/office/drawing/2014/chartex" xmlns:cx1="http://schemas.microsoft.com/office/drawing/2015/9/8/chartex" xmlns:cx2="http://schemas.microsoft.com/office/drawing/2015/10/21/chartex" xmlns:cx3="http://schemas.microsoft.com/office/drawing/2016/5/9/chartex" xmlns:cx4="http://schemas.microsoft.com/office/drawing/2016/5/10/chartex" xmlns:cx5="http://schemas.microsoft.com/office/drawing/2016/5/11/chartex" xmlns:cx6="http://schemas.microsoft.com/office/drawing/2016/5/12/chartex" xmlns:cx7="http://schemas.microsoft.com/office/drawing/2016/5/13/chartex" xmlns:cx8="http://schemas.microsoft.com/office/drawing/2016/5/14/chartex" xmlns:mc="http://schemas.openxmlformats.org/markup-compatibility/2006" xmlns:aink="http://schemas.microsoft.com/office/drawing/2016/ink" xmlns:am3d="http://schemas.microsoft.com/office/drawing/2017/model3d" xmlns:o="urn:schemas-microsoft-com:office:office" xmlns:oel="http://schemas.microsoft.com/office/2019/extlst" xmlns:r="http://schemas.openxmlformats.org/officeDocument/2006/relationships" xmlns:m="http://schemas.openxmlformats.org/officeDocument/2006/math" xmlns:v="urn:schemas-microsoft-com:vml" xmlns:wp14="http://schemas.microsoft.com/office/word/2010/wordprocessingDrawing" xmlns:wp="http://schemas.openxmlformats.org/drawingml/2006/wordprocessingDrawing" xmlns:w10="urn:schemas-microsoft-com:office:word" xmlns:w="http://schemas.openxmlformats.org/wordprocessingml/2006/main" xmlns:w14="http://schemas.microsoft.com/office/word/2010/wordml" xmlns:w15="http://schemas.microsoft.com/office/word/2012/wordml" xmlns:w16cex="http://schemas.microsoft.com/office/word/2018/wordml/cex" xmlns:w16cid="http://schemas.microsoft.com/office/word/2016/wordml/cid" xmlns:w16="http://schemas.microsoft.com/office/word/2018/wordml" xmlns:w16sdtdh="http://schemas.microsoft.com/office/word/2020/wordml/sdtdatahash" xmlns:w16se="http://schemas.microsoft.com/office/word/2015/wordml/symex" xmlns:wpg="http://schemas.microsoft.com/office/word/2010/wordprocessingGroup" xmlns:wpi="http://schemas.microsoft.com/office/word/2010/wordprocessingInk" xmlns:wne="http://schemas.microsoft.com/office/word/2006/wordml" xmlns:wps="http://schemas.microsoft.com/office/word/2010/wordprocessingShape" mc:Ignorable="w14 w15 w16se w16cid w16 w16cex w16sdtdh wp14">
   <w:p>
     <w:pPr>
       <w:pStyle w:val="Pgina"/>
@@ -15142,7 +15137,7 @@
 </file>
 
 <file path=word/footnotes.xml><?xml version="1.0" encoding="utf-8"?>
-<w:footnotes xmlns:wpc="http://schemas.microsoft.com/office/word/2010/wordprocessingCanvas" xmlns:cx="http://schemas.microsoft.com/office/drawing/2014/chartex" xmlns:mc="http://schemas.openxmlformats.org/markup-compatibility/2006" xmlns:o="urn:schemas-microsoft-com:office:office" xmlns:r="http://schemas.openxmlformats.org/officeDocument/2006/relationships" xmlns:m="http://schemas.openxmlformats.org/officeDocument/2006/math" xmlns:v="urn:schemas-microsoft-com:vml" xmlns:wp14="http://schemas.microsoft.com/office/word/2010/wordprocessingDrawing" xmlns:wp="http://schemas.openxmlformats.org/drawingml/2006/wordprocessingDrawing" xmlns:w10="urn:schemas-microsoft-com:office:word" xmlns:w="http://schemas.openxmlformats.org/wordprocessingml/2006/main" xmlns:w14="http://schemas.microsoft.com/office/word/2010/wordml" xmlns:w15="http://schemas.microsoft.com/office/word/2012/wordml" xmlns:w16se="http://schemas.microsoft.com/office/word/2015/wordml/symex" xmlns:wpg="http://schemas.microsoft.com/office/word/2010/wordprocessingGroup" xmlns:wpi="http://schemas.microsoft.com/office/word/2010/wordprocessingInk" xmlns:wne="http://schemas.microsoft.com/office/word/2006/wordml" xmlns:wps="http://schemas.microsoft.com/office/word/2010/wordprocessingShape" mc:Ignorable="w14 w15 w16se wp14">
+<w:footnotes xmlns:wpc="http://schemas.microsoft.com/office/word/2010/wordprocessingCanvas" xmlns:cx="http://schemas.microsoft.com/office/drawing/2014/chartex" xmlns:cx1="http://schemas.microsoft.com/office/drawing/2015/9/8/chartex" xmlns:cx2="http://schemas.microsoft.com/office/drawing/2015/10/21/chartex" xmlns:cx3="http://schemas.microsoft.com/office/drawing/2016/5/9/chartex" xmlns:cx4="http://schemas.microsoft.com/office/drawing/2016/5/10/chartex" xmlns:cx5="http://schemas.microsoft.com/office/drawing/2016/5/11/chartex" xmlns:cx6="http://schemas.microsoft.com/office/drawing/2016/5/12/chartex" xmlns:cx7="http://schemas.microsoft.com/office/drawing/2016/5/13/chartex" xmlns:cx8="http://schemas.microsoft.com/office/drawing/2016/5/14/chartex" xmlns:mc="http://schemas.openxmlformats.org/markup-compatibility/2006" xmlns:aink="http://schemas.microsoft.com/office/drawing/2016/ink" xmlns:am3d="http://schemas.microsoft.com/office/drawing/2017/model3d" xmlns:o="urn:schemas-microsoft-com:office:office" xmlns:oel="http://schemas.microsoft.com/office/2019/extlst" xmlns:r="http://schemas.openxmlformats.org/officeDocument/2006/relationships" xmlns:m="http://schemas.openxmlformats.org/officeDocument/2006/math" xmlns:v="urn:schemas-microsoft-com:vml" xmlns:wp14="http://schemas.microsoft.com/office/word/2010/wordprocessingDrawing" xmlns:wp="http://schemas.openxmlformats.org/drawingml/2006/wordprocessingDrawing" xmlns:w10="urn:schemas-microsoft-com:office:word" xmlns:w="http://schemas.openxmlformats.org/wordprocessingml/2006/main" xmlns:w14="http://schemas.microsoft.com/office/word/2010/wordml" xmlns:w15="http://schemas.microsoft.com/office/word/2012/wordml" xmlns:w16cex="http://schemas.microsoft.com/office/word/2018/wordml/cex" xmlns:w16cid="http://schemas.microsoft.com/office/word/2016/wordml/cid" xmlns:w16="http://schemas.microsoft.com/office/word/2018/wordml" xmlns:w16sdtdh="http://schemas.microsoft.com/office/word/2020/wordml/sdtdatahash" xmlns:w16se="http://schemas.microsoft.com/office/word/2015/wordml/symex" xmlns:wpg="http://schemas.microsoft.com/office/word/2010/wordprocessingGroup" xmlns:wpi="http://schemas.microsoft.com/office/word/2010/wordprocessingInk" xmlns:wne="http://schemas.microsoft.com/office/word/2006/wordml" xmlns:wps="http://schemas.microsoft.com/office/word/2010/wordprocessingShape" mc:Ignorable="w14 w15 w16se w16cid w16 w16cex w16sdtdh wp14">
   <w:footnote w:type="separator" w:id="-1">
     <w:p>
       <w:r>
@@ -15168,7 +15163,7 @@
 </file>
 
 <file path=word/header1.xml><?xml version="1.0" encoding="utf-8"?>
-<w:hdr xmlns:wpc="http://schemas.microsoft.com/office/word/2010/wordprocessingCanvas" xmlns:cx="http://schemas.microsoft.com/office/drawing/2014/chartex" xmlns:mc="http://schemas.openxmlformats.org/markup-compatibility/2006" xmlns:o="urn:schemas-microsoft-com:office:office" xmlns:r="http://schemas.openxmlformats.org/officeDocument/2006/relationships" xmlns:m="http://schemas.openxmlformats.org/officeDocument/2006/math" xmlns:v="urn:schemas-microsoft-com:vml" xmlns:wp14="http://schemas.microsoft.com/office/word/2010/wordprocessingDrawing" xmlns:wp="http://schemas.openxmlformats.org/drawingml/2006/wordprocessingDrawing" xmlns:w10="urn:schemas-microsoft-com:office:word" xmlns:w="http://schemas.openxmlformats.org/wordprocessingml/2006/main" xmlns:w14="http://schemas.microsoft.com/office/word/2010/wordml" xmlns:w15="http://schemas.microsoft.com/office/word/2012/wordml" xmlns:w16se="http://schemas.microsoft.com/office/word/2015/wordml/symex" xmlns:wpg="http://schemas.microsoft.com/office/word/2010/wordprocessingGroup" xmlns:wpi="http://schemas.microsoft.com/office/word/2010/wordprocessingInk" xmlns:wne="http://schemas.microsoft.com/office/word/2006/wordml" xmlns:wps="http://schemas.microsoft.com/office/word/2010/wordprocessingShape" mc:Ignorable="w14 w15 w16se wp14">
+<w:hdr xmlns:wpc="http://schemas.microsoft.com/office/word/2010/wordprocessingCanvas" xmlns:cx="http://schemas.microsoft.com/office/drawing/2014/chartex" xmlns:cx1="http://schemas.microsoft.com/office/drawing/2015/9/8/chartex" xmlns:cx2="http://schemas.microsoft.com/office/drawing/2015/10/21/chartex" xmlns:cx3="http://schemas.microsoft.com/office/drawing/2016/5/9/chartex" xmlns:cx4="http://schemas.microsoft.com/office/drawing/2016/5/10/chartex" xmlns:cx5="http://schemas.microsoft.com/office/drawing/2016/5/11/chartex" xmlns:cx6="http://schemas.microsoft.com/office/drawing/2016/5/12/chartex" xmlns:cx7="http://schemas.microsoft.com/office/drawing/2016/5/13/chartex" xmlns:cx8="http://schemas.microsoft.com/office/drawing/2016/5/14/chartex" xmlns:mc="http://schemas.openxmlformats.org/markup-compatibility/2006" xmlns:aink="http://schemas.microsoft.com/office/drawing/2016/ink" xmlns:am3d="http://schemas.microsoft.com/office/drawing/2017/model3d" xmlns:o="urn:schemas-microsoft-com:office:office" xmlns:oel="http://schemas.microsoft.com/office/2019/extlst" xmlns:r="http://schemas.openxmlformats.org/officeDocument/2006/relationships" xmlns:m="http://schemas.openxmlformats.org/officeDocument/2006/math" xmlns:v="urn:schemas-microsoft-com:vml" xmlns:wp14="http://schemas.microsoft.com/office/word/2010/wordprocessingDrawing" xmlns:wp="http://schemas.openxmlformats.org/drawingml/2006/wordprocessingDrawing" xmlns:w10="urn:schemas-microsoft-com:office:word" xmlns:w="http://schemas.openxmlformats.org/wordprocessingml/2006/main" xmlns:w14="http://schemas.microsoft.com/office/word/2010/wordml" xmlns:w15="http://schemas.microsoft.com/office/word/2012/wordml" xmlns:w16cex="http://schemas.microsoft.com/office/word/2018/wordml/cex" xmlns:w16cid="http://schemas.microsoft.com/office/word/2016/wordml/cid" xmlns:w16="http://schemas.microsoft.com/office/word/2018/wordml" xmlns:w16sdtdh="http://schemas.microsoft.com/office/word/2020/wordml/sdtdatahash" xmlns:w16se="http://schemas.microsoft.com/office/word/2015/wordml/symex" xmlns:wpg="http://schemas.microsoft.com/office/word/2010/wordprocessingGroup" xmlns:wpi="http://schemas.microsoft.com/office/word/2010/wordprocessingInk" xmlns:wne="http://schemas.microsoft.com/office/word/2006/wordml" xmlns:wps="http://schemas.microsoft.com/office/word/2010/wordprocessingShape" mc:Ignorable="w14 w15 w16se w16cid w16 w16cex w16sdtdh wp14">
   <w:p>
     <w:pPr>
       <w:pStyle w:val="Encabezado"/>
@@ -15184,17 +15179,8 @@
         <w:rFonts w:asciiTheme="majorHAnsi" w:hAnsiTheme="majorHAnsi"/>
         <w:sz w:val="20"/>
       </w:rPr>
-      <w:t xml:space="preserve">Eduardo Peón | Daniel Garrido | Pedro </w:t>
+      <w:t>Eduardo Peón | Daniel Garrido | Pedro Blanquer</w:t>
     </w:r>
-    <w:proofErr w:type="spellStart"/>
-    <w:r>
-      <w:rPr>
-        <w:rFonts w:asciiTheme="majorHAnsi" w:hAnsiTheme="majorHAnsi"/>
-        <w:sz w:val="20"/>
-      </w:rPr>
-      <w:t>Blanquer</w:t>
-    </w:r>
-    <w:proofErr w:type="spellEnd"/>
   </w:p>
   <w:p>
     <w:pPr>
@@ -15227,7 +15213,7 @@
 </file>
 
 <file path=word/numbering.xml><?xml version="1.0" encoding="utf-8"?>
-<w:numbering xmlns:wpc="http://schemas.microsoft.com/office/word/2010/wordprocessingCanvas" xmlns:cx="http://schemas.microsoft.com/office/drawing/2014/chartex" xmlns:mc="http://schemas.openxmlformats.org/markup-compatibility/2006" xmlns:o="urn:schemas-microsoft-com:office:office" xmlns:r="http://schemas.openxmlformats.org/officeDocument/2006/relationships" xmlns:m="http://schemas.openxmlformats.org/officeDocument/2006/math" xmlns:v="urn:schemas-microsoft-com:vml" xmlns:wp14="http://schemas.microsoft.com/office/word/2010/wordprocessingDrawing" xmlns:wp="http://schemas.openxmlformats.org/drawingml/2006/wordprocessingDrawing" xmlns:w10="urn:schemas-microsoft-com:office:word" xmlns:w="http://schemas.openxmlformats.org/wordprocessingml/2006/main" xmlns:w14="http://schemas.microsoft.com/office/word/2010/wordml" xmlns:w15="http://schemas.microsoft.com/office/word/2012/wordml" xmlns:w16se="http://schemas.microsoft.com/office/word/2015/wordml/symex" xmlns:wpg="http://schemas.microsoft.com/office/word/2010/wordprocessingGroup" xmlns:wpi="http://schemas.microsoft.com/office/word/2010/wordprocessingInk" xmlns:wne="http://schemas.microsoft.com/office/word/2006/wordml" xmlns:wps="http://schemas.microsoft.com/office/word/2010/wordprocessingShape" mc:Ignorable="w14 w15 w16se wp14">
+<w:numbering xmlns:wpc="http://schemas.microsoft.com/office/word/2010/wordprocessingCanvas" xmlns:cx="http://schemas.microsoft.com/office/drawing/2014/chartex" xmlns:cx1="http://schemas.microsoft.com/office/drawing/2015/9/8/chartex" xmlns:cx2="http://schemas.microsoft.com/office/drawing/2015/10/21/chartex" xmlns:cx3="http://schemas.microsoft.com/office/drawing/2016/5/9/chartex" xmlns:cx4="http://schemas.microsoft.com/office/drawing/2016/5/10/chartex" xmlns:cx5="http://schemas.microsoft.com/office/drawing/2016/5/11/chartex" xmlns:cx6="http://schemas.microsoft.com/office/drawing/2016/5/12/chartex" xmlns:cx7="http://schemas.microsoft.com/office/drawing/2016/5/13/chartex" xmlns:cx8="http://schemas.microsoft.com/office/drawing/2016/5/14/chartex" xmlns:mc="http://schemas.openxmlformats.org/markup-compatibility/2006" xmlns:aink="http://schemas.microsoft.com/office/drawing/2016/ink" xmlns:am3d="http://schemas.microsoft.com/office/drawing/2017/model3d" xmlns:o="urn:schemas-microsoft-com:office:office" xmlns:oel="http://schemas.microsoft.com/office/2019/extlst" xmlns:r="http://schemas.openxmlformats.org/officeDocument/2006/relationships" xmlns:m="http://schemas.openxmlformats.org/officeDocument/2006/math" xmlns:v="urn:schemas-microsoft-com:vml" xmlns:wp14="http://schemas.microsoft.com/office/word/2010/wordprocessingDrawing" xmlns:wp="http://schemas.openxmlformats.org/drawingml/2006/wordprocessingDrawing" xmlns:w10="urn:schemas-microsoft-com:office:word" xmlns:w="http://schemas.openxmlformats.org/wordprocessingml/2006/main" xmlns:w14="http://schemas.microsoft.com/office/word/2010/wordml" xmlns:w15="http://schemas.microsoft.com/office/word/2012/wordml" xmlns:w16cex="http://schemas.microsoft.com/office/word/2018/wordml/cex" xmlns:w16cid="http://schemas.microsoft.com/office/word/2016/wordml/cid" xmlns:w16="http://schemas.microsoft.com/office/word/2018/wordml" xmlns:w16sdtdh="http://schemas.microsoft.com/office/word/2020/wordml/sdtdatahash" xmlns:w16se="http://schemas.microsoft.com/office/word/2015/wordml/symex" xmlns:wpg="http://schemas.microsoft.com/office/word/2010/wordprocessingGroup" xmlns:wpi="http://schemas.microsoft.com/office/word/2010/wordprocessingInk" xmlns:wne="http://schemas.microsoft.com/office/word/2006/wordml" xmlns:wps="http://schemas.microsoft.com/office/word/2010/wordprocessingShape" mc:Ignorable="w14 w15 w16se w16cid w16 w16cex w16sdtdh wp14">
   <w:abstractNum w:abstractNumId="0" w15:restartNumberingAfterBreak="0">
     <w:nsid w:val="00305E7C"/>
     <w:multiLevelType w:val="multilevel"/>
@@ -18758,49 +18744,49 @@
       </w:pPr>
     </w:lvl>
   </w:abstractNum>
-  <w:num w:numId="1">
+  <w:num w:numId="1" w16cid:durableId="677074615">
     <w:abstractNumId w:val="15"/>
   </w:num>
-  <w:num w:numId="2">
+  <w:num w:numId="2" w16cid:durableId="1535967709">
     <w:abstractNumId w:val="32"/>
   </w:num>
-  <w:num w:numId="3">
+  <w:num w:numId="3" w16cid:durableId="543561592">
     <w:abstractNumId w:val="20"/>
   </w:num>
-  <w:num w:numId="4">
+  <w:num w:numId="4" w16cid:durableId="1367412940">
     <w:abstractNumId w:val="0"/>
   </w:num>
-  <w:num w:numId="5">
+  <w:num w:numId="5" w16cid:durableId="277836525">
     <w:abstractNumId w:val="8"/>
   </w:num>
-  <w:num w:numId="6">
+  <w:num w:numId="6" w16cid:durableId="455636862">
     <w:abstractNumId w:val="23"/>
   </w:num>
-  <w:num w:numId="7">
+  <w:num w:numId="7" w16cid:durableId="105776990">
     <w:abstractNumId w:val="22"/>
   </w:num>
-  <w:num w:numId="8">
+  <w:num w:numId="8" w16cid:durableId="559295013">
     <w:abstractNumId w:val="17"/>
   </w:num>
-  <w:num w:numId="9">
+  <w:num w:numId="9" w16cid:durableId="821968349">
     <w:abstractNumId w:val="29"/>
   </w:num>
-  <w:num w:numId="10">
+  <w:num w:numId="10" w16cid:durableId="41176423">
     <w:abstractNumId w:val="25"/>
   </w:num>
-  <w:num w:numId="11">
+  <w:num w:numId="11" w16cid:durableId="1052079625">
     <w:abstractNumId w:val="24"/>
   </w:num>
-  <w:num w:numId="12">
+  <w:num w:numId="12" w16cid:durableId="2076123440">
     <w:abstractNumId w:val="14"/>
   </w:num>
-  <w:num w:numId="13">
+  <w:num w:numId="13" w16cid:durableId="46691251">
     <w:abstractNumId w:val="9"/>
   </w:num>
-  <w:num w:numId="14">
+  <w:num w:numId="14" w16cid:durableId="592326094">
     <w:abstractNumId w:val="18"/>
   </w:num>
-  <w:num w:numId="15">
+  <w:num w:numId="15" w16cid:durableId="1903519937">
     <w:abstractNumId w:val="18"/>
     <w:lvlOverride w:ilvl="0">
       <w:startOverride w:val="1"/>
@@ -18812,113 +18798,113 @@
       <w:startOverride w:val="1"/>
     </w:lvlOverride>
   </w:num>
-  <w:num w:numId="16">
+  <w:num w:numId="16" w16cid:durableId="620190770">
     <w:abstractNumId w:val="18"/>
   </w:num>
-  <w:num w:numId="17">
+  <w:num w:numId="17" w16cid:durableId="540870351">
     <w:abstractNumId w:val="34"/>
   </w:num>
-  <w:num w:numId="18">
+  <w:num w:numId="18" w16cid:durableId="1356426770">
     <w:abstractNumId w:val="31"/>
   </w:num>
-  <w:num w:numId="19">
+  <w:num w:numId="19" w16cid:durableId="392192468">
     <w:abstractNumId w:val="35"/>
   </w:num>
-  <w:num w:numId="20">
+  <w:num w:numId="20" w16cid:durableId="261112243">
     <w:abstractNumId w:val="30"/>
   </w:num>
-  <w:num w:numId="21">
+  <w:num w:numId="21" w16cid:durableId="927884819">
     <w:abstractNumId w:val="7"/>
   </w:num>
-  <w:num w:numId="22">
+  <w:num w:numId="22" w16cid:durableId="1386833328">
     <w:abstractNumId w:val="2"/>
   </w:num>
-  <w:num w:numId="23">
+  <w:num w:numId="23" w16cid:durableId="1702902346">
     <w:abstractNumId w:val="4"/>
   </w:num>
-  <w:num w:numId="24">
+  <w:num w:numId="24" w16cid:durableId="1935474829">
     <w:abstractNumId w:val="26"/>
   </w:num>
-  <w:num w:numId="25">
+  <w:num w:numId="25" w16cid:durableId="1837913117">
     <w:abstractNumId w:val="19"/>
   </w:num>
-  <w:num w:numId="26">
+  <w:num w:numId="26" w16cid:durableId="1656302088">
     <w:abstractNumId w:val="10"/>
   </w:num>
-  <w:num w:numId="27">
+  <w:num w:numId="27" w16cid:durableId="797919184">
     <w:abstractNumId w:val="31"/>
   </w:num>
-  <w:num w:numId="28">
+  <w:num w:numId="28" w16cid:durableId="1769735696">
     <w:abstractNumId w:val="27"/>
   </w:num>
-  <w:num w:numId="29">
+  <w:num w:numId="29" w16cid:durableId="1942295896">
     <w:abstractNumId w:val="31"/>
   </w:num>
-  <w:num w:numId="30">
+  <w:num w:numId="30" w16cid:durableId="330915435">
     <w:abstractNumId w:val="31"/>
   </w:num>
-  <w:num w:numId="31">
+  <w:num w:numId="31" w16cid:durableId="1239751043">
     <w:abstractNumId w:val="31"/>
   </w:num>
-  <w:num w:numId="32">
+  <w:num w:numId="32" w16cid:durableId="422142523">
     <w:abstractNumId w:val="31"/>
   </w:num>
-  <w:num w:numId="33">
+  <w:num w:numId="33" w16cid:durableId="1195725511">
     <w:abstractNumId w:val="31"/>
   </w:num>
-  <w:num w:numId="34">
+  <w:num w:numId="34" w16cid:durableId="1209534712">
     <w:abstractNumId w:val="31"/>
   </w:num>
-  <w:num w:numId="35">
+  <w:num w:numId="35" w16cid:durableId="1968268577">
     <w:abstractNumId w:val="31"/>
   </w:num>
-  <w:num w:numId="36">
+  <w:num w:numId="36" w16cid:durableId="1635139895">
     <w:abstractNumId w:val="31"/>
   </w:num>
-  <w:num w:numId="37">
+  <w:num w:numId="37" w16cid:durableId="303436283">
     <w:abstractNumId w:val="31"/>
   </w:num>
-  <w:num w:numId="38">
+  <w:num w:numId="38" w16cid:durableId="339309769">
     <w:abstractNumId w:val="31"/>
   </w:num>
-  <w:num w:numId="39">
+  <w:num w:numId="39" w16cid:durableId="1407066421">
     <w:abstractNumId w:val="33"/>
   </w:num>
-  <w:num w:numId="40">
+  <w:num w:numId="40" w16cid:durableId="356078178">
     <w:abstractNumId w:val="28"/>
   </w:num>
-  <w:num w:numId="41">
+  <w:num w:numId="41" w16cid:durableId="523713172">
     <w:abstractNumId w:val="3"/>
   </w:num>
-  <w:num w:numId="42">
+  <w:num w:numId="42" w16cid:durableId="1241983520">
     <w:abstractNumId w:val="6"/>
   </w:num>
-  <w:num w:numId="43">
+  <w:num w:numId="43" w16cid:durableId="2106537649">
     <w:abstractNumId w:val="12"/>
   </w:num>
-  <w:num w:numId="44">
+  <w:num w:numId="44" w16cid:durableId="1824852534">
     <w:abstractNumId w:val="11"/>
   </w:num>
-  <w:num w:numId="45">
+  <w:num w:numId="45" w16cid:durableId="1094593878">
     <w:abstractNumId w:val="21"/>
   </w:num>
-  <w:num w:numId="46">
+  <w:num w:numId="46" w16cid:durableId="1545144093">
     <w:abstractNumId w:val="16"/>
   </w:num>
-  <w:num w:numId="47">
+  <w:num w:numId="47" w16cid:durableId="1760564404">
     <w:abstractNumId w:val="13"/>
   </w:num>
-  <w:num w:numId="48">
+  <w:num w:numId="48" w16cid:durableId="855578596">
     <w:abstractNumId w:val="5"/>
   </w:num>
-  <w:num w:numId="49">
+  <w:num w:numId="49" w16cid:durableId="575238986">
     <w:abstractNumId w:val="1"/>
   </w:num>
 </w:numbering>
 </file>
 
 <file path=word/styles.xml><?xml version="1.0" encoding="utf-8"?>
-<w:styles xmlns:mc="http://schemas.openxmlformats.org/markup-compatibility/2006" xmlns:r="http://schemas.openxmlformats.org/officeDocument/2006/relationships" xmlns:w="http://schemas.openxmlformats.org/wordprocessingml/2006/main" xmlns:w14="http://schemas.microsoft.com/office/word/2010/wordml" xmlns:w15="http://schemas.microsoft.com/office/word/2012/wordml" xmlns:w16se="http://schemas.microsoft.com/office/word/2015/wordml/symex" mc:Ignorable="w14 w15 w16se">
+<w:styles xmlns:mc="http://schemas.openxmlformats.org/markup-compatibility/2006" xmlns:r="http://schemas.openxmlformats.org/officeDocument/2006/relationships" xmlns:w="http://schemas.openxmlformats.org/wordprocessingml/2006/main" xmlns:w14="http://schemas.microsoft.com/office/word/2010/wordml" xmlns:w15="http://schemas.microsoft.com/office/word/2012/wordml" xmlns:w16cex="http://schemas.microsoft.com/office/word/2018/wordml/cex" xmlns:w16cid="http://schemas.microsoft.com/office/word/2016/wordml/cid" xmlns:w16="http://schemas.microsoft.com/office/word/2018/wordml" xmlns:w16sdtdh="http://schemas.microsoft.com/office/word/2020/wordml/sdtdatahash" xmlns:w16se="http://schemas.microsoft.com/office/word/2015/wordml/symex" mc:Ignorable="w14 w15 w16se w16cid w16 w16cex w16sdtdh">
   <w:docDefaults>
     <w:rPrDefault>
       <w:rPr>
@@ -18928,7 +18914,7 @@
     </w:rPrDefault>
     <w:pPrDefault/>
   </w:docDefaults>
-  <w:latentStyles w:defLockedState="0" w:defUIPriority="99" w:defSemiHidden="0" w:defUnhideWhenUsed="0" w:defQFormat="0" w:count="371">
+  <w:latentStyles w:defLockedState="0" w:defUIPriority="99" w:defSemiHidden="0" w:defUnhideWhenUsed="0" w:defQFormat="0" w:count="376">
     <w:lsdException w:name="Normal" w:uiPriority="0" w:qFormat="1"/>
     <w:lsdException w:name="heading 1" w:uiPriority="9" w:qFormat="1"/>
     <w:lsdException w:name="heading 2" w:semiHidden="1" w:uiPriority="9" w:unhideWhenUsed="1" w:qFormat="1"/>
@@ -19300,6 +19286,11 @@
     <w:lsdException w:name="List Table 5 Dark Accent 6" w:uiPriority="50"/>
     <w:lsdException w:name="List Table 6 Colorful Accent 6" w:uiPriority="51"/>
     <w:lsdException w:name="List Table 7 Colorful Accent 6" w:uiPriority="52"/>
+    <w:lsdException w:name="Mention" w:semiHidden="1" w:unhideWhenUsed="1"/>
+    <w:lsdException w:name="Smart Hyperlink" w:semiHidden="1" w:unhideWhenUsed="1"/>
+    <w:lsdException w:name="Hashtag" w:semiHidden="1" w:unhideWhenUsed="1"/>
+    <w:lsdException w:name="Unresolved Mention" w:semiHidden="1" w:unhideWhenUsed="1"/>
+    <w:lsdException w:name="Smart Link" w:semiHidden="1" w:unhideWhenUsed="1"/>
   </w:latentStyles>
   <w:style w:type="paragraph" w:default="1" w:styleId="Normal">
     <w:name w:val="Normal"/>
@@ -20364,8 +20355,8 @@
       <w:bCs/>
     </w:rPr>
   </w:style>
-  <w:style w:type="character" w:customStyle="1" w:styleId="UnresolvedMention">
-    <w:name w:val="Unresolved Mention"/>
+  <w:style w:type="character" w:customStyle="1" w:styleId="Mencinsinresolver1">
+    <w:name w:val="Mención sin resolver1"/>
     <w:basedOn w:val="Fuentedeprrafopredeter"/>
     <w:uiPriority w:val="99"/>
     <w:semiHidden/>
@@ -20507,7 +20498,7 @@
       <w:iCs/>
     </w:rPr>
   </w:style>
-  <w:style w:type="table" w:styleId="Tabladecuadrcula3-nfasis5">
+  <w:style w:type="table" w:styleId="Tablaconcuadrcula3-nfasis5">
     <w:name w:val="Grid Table 3 Accent 5"/>
     <w:basedOn w:val="Tablanormal"/>
     <w:uiPriority w:val="48"/>
@@ -22642,35 +22633,14 @@
         </dgm:presLayoutVars>
       </dgm:prSet>
       <dgm:spPr/>
-      <dgm:t>
-        <a:bodyPr/>
-        <a:lstStyle/>
-        <a:p>
-          <a:endParaRPr lang="es-ES"/>
-        </a:p>
-      </dgm:t>
     </dgm:pt>
     <dgm:pt modelId="{1700BF3B-1A22-4565-8C3B-54C2BE481113}" type="pres">
       <dgm:prSet presAssocID="{683BD53B-4949-41DF-B9E2-D83404CDE37B}" presName="matrix" presStyleCnt="0"/>
       <dgm:spPr/>
-      <dgm:t>
-        <a:bodyPr/>
-        <a:lstStyle/>
-        <a:p>
-          <a:endParaRPr lang="es-ES"/>
-        </a:p>
-      </dgm:t>
     </dgm:pt>
     <dgm:pt modelId="{9D21D292-9D2B-4027-AF01-61741C02608A}" type="pres">
       <dgm:prSet presAssocID="{683BD53B-4949-41DF-B9E2-D83404CDE37B}" presName="tile1" presStyleLbl="node1" presStyleIdx="0" presStyleCnt="4" custLinFactNeighborX="0" custLinFactNeighborY="-2214"/>
       <dgm:spPr/>
-      <dgm:t>
-        <a:bodyPr/>
-        <a:lstStyle/>
-        <a:p>
-          <a:endParaRPr lang="es-ES"/>
-        </a:p>
-      </dgm:t>
     </dgm:pt>
     <dgm:pt modelId="{52FC2D35-9085-427B-9677-8D55C97F73E8}" type="pres">
       <dgm:prSet presAssocID="{683BD53B-4949-41DF-B9E2-D83404CDE37B}" presName="tile1text" presStyleLbl="node1" presStyleIdx="0" presStyleCnt="4">
@@ -22681,24 +22651,10 @@
         </dgm:presLayoutVars>
       </dgm:prSet>
       <dgm:spPr/>
-      <dgm:t>
-        <a:bodyPr/>
-        <a:lstStyle/>
-        <a:p>
-          <a:endParaRPr lang="es-ES"/>
-        </a:p>
-      </dgm:t>
     </dgm:pt>
     <dgm:pt modelId="{D9D51264-AD85-4D2F-8982-54D8CBE235BC}" type="pres">
       <dgm:prSet presAssocID="{683BD53B-4949-41DF-B9E2-D83404CDE37B}" presName="tile2" presStyleLbl="node1" presStyleIdx="1" presStyleCnt="4"/>
       <dgm:spPr/>
-      <dgm:t>
-        <a:bodyPr/>
-        <a:lstStyle/>
-        <a:p>
-          <a:endParaRPr lang="es-ES"/>
-        </a:p>
-      </dgm:t>
     </dgm:pt>
     <dgm:pt modelId="{81D6C506-6BA3-4D14-99E1-26EE01935B9B}" type="pres">
       <dgm:prSet presAssocID="{683BD53B-4949-41DF-B9E2-D83404CDE37B}" presName="tile2text" presStyleLbl="node1" presStyleIdx="1" presStyleCnt="4">
@@ -22709,24 +22665,10 @@
         </dgm:presLayoutVars>
       </dgm:prSet>
       <dgm:spPr/>
-      <dgm:t>
-        <a:bodyPr/>
-        <a:lstStyle/>
-        <a:p>
-          <a:endParaRPr lang="es-ES"/>
-        </a:p>
-      </dgm:t>
     </dgm:pt>
     <dgm:pt modelId="{751A5C2D-76AD-4B7E-98F9-776C500C0E5E}" type="pres">
       <dgm:prSet presAssocID="{683BD53B-4949-41DF-B9E2-D83404CDE37B}" presName="tile3" presStyleLbl="node1" presStyleIdx="2" presStyleCnt="4"/>
       <dgm:spPr/>
-      <dgm:t>
-        <a:bodyPr/>
-        <a:lstStyle/>
-        <a:p>
-          <a:endParaRPr lang="es-ES"/>
-        </a:p>
-      </dgm:t>
     </dgm:pt>
     <dgm:pt modelId="{2DD6DD50-B98A-4307-8035-3636013EBD1A}" type="pres">
       <dgm:prSet presAssocID="{683BD53B-4949-41DF-B9E2-D83404CDE37B}" presName="tile3text" presStyleLbl="node1" presStyleIdx="2" presStyleCnt="4">
@@ -22737,24 +22679,10 @@
         </dgm:presLayoutVars>
       </dgm:prSet>
       <dgm:spPr/>
-      <dgm:t>
-        <a:bodyPr/>
-        <a:lstStyle/>
-        <a:p>
-          <a:endParaRPr lang="es-ES"/>
-        </a:p>
-      </dgm:t>
     </dgm:pt>
     <dgm:pt modelId="{AD06D85C-D1FD-4EF3-8A30-71744B1EB235}" type="pres">
       <dgm:prSet presAssocID="{683BD53B-4949-41DF-B9E2-D83404CDE37B}" presName="tile4" presStyleLbl="node1" presStyleIdx="3" presStyleCnt="4"/>
       <dgm:spPr/>
-      <dgm:t>
-        <a:bodyPr/>
-        <a:lstStyle/>
-        <a:p>
-          <a:endParaRPr lang="es-ES"/>
-        </a:p>
-      </dgm:t>
     </dgm:pt>
     <dgm:pt modelId="{2E0D10A4-96EA-4208-B4BD-3011E2EFE9DB}" type="pres">
       <dgm:prSet presAssocID="{683BD53B-4949-41DF-B9E2-D83404CDE37B}" presName="tile4text" presStyleLbl="node1" presStyleIdx="3" presStyleCnt="4">
@@ -22765,13 +22693,6 @@
         </dgm:presLayoutVars>
       </dgm:prSet>
       <dgm:spPr/>
-      <dgm:t>
-        <a:bodyPr/>
-        <a:lstStyle/>
-        <a:p>
-          <a:endParaRPr lang="es-ES"/>
-        </a:p>
-      </dgm:t>
     </dgm:pt>
     <dgm:pt modelId="{58E3E405-4D08-4ABD-A325-FBFB196A3F05}" type="pres">
       <dgm:prSet presAssocID="{683BD53B-4949-41DF-B9E2-D83404CDE37B}" presName="centerTile" presStyleLbl="fgShp" presStyleIdx="0" presStyleCnt="1" custScaleX="89980" custScaleY="64855">
@@ -22781,103 +22702,96 @@
         </dgm:presLayoutVars>
       </dgm:prSet>
       <dgm:spPr/>
-      <dgm:t>
-        <a:bodyPr/>
-        <a:lstStyle/>
-        <a:p>
-          <a:endParaRPr lang="es-ES"/>
-        </a:p>
-      </dgm:t>
     </dgm:pt>
   </dgm:ptLst>
   <dgm:cxnLst>
+    <dgm:cxn modelId="{E3779500-F862-4280-A0A5-41CFB040B0B6}" type="presOf" srcId="{9E795BB0-3AFF-421E-8C96-424AC6CCF93B}" destId="{2DD6DD50-B98A-4307-8035-3636013EBD1A}" srcOrd="1" destOrd="0" presId="urn:microsoft.com/office/officeart/2005/8/layout/matrix1"/>
+    <dgm:cxn modelId="{DE711904-CFE7-40FF-A50C-7C9A19B1BEA9}" type="presOf" srcId="{2A4F73D2-0922-449B-A888-8654FEA0B300}" destId="{751A5C2D-76AD-4B7E-98F9-776C500C0E5E}" srcOrd="0" destOrd="1" presId="urn:microsoft.com/office/officeart/2005/8/layout/matrix1"/>
+    <dgm:cxn modelId="{3B788206-C79B-4CCE-99B5-B95EA26A1E78}" type="presOf" srcId="{33B69A66-B140-4904-9BD2-DF7AD5E26D7C}" destId="{751A5C2D-76AD-4B7E-98F9-776C500C0E5E}" srcOrd="0" destOrd="5" presId="urn:microsoft.com/office/officeart/2005/8/layout/matrix1"/>
+    <dgm:cxn modelId="{727F7C07-6335-4C31-8E3A-D8B062418A0B}" type="presOf" srcId="{CAEA9DB8-C3EB-4E9C-AAAF-1832AE790A56}" destId="{AD06D85C-D1FD-4EF3-8A30-71744B1EB235}" srcOrd="0" destOrd="6" presId="urn:microsoft.com/office/officeart/2005/8/layout/matrix1"/>
+    <dgm:cxn modelId="{C560D009-C975-492B-948B-FCFC7B252A40}" type="presOf" srcId="{A38C3ED7-54BB-449F-9CE3-1D3E55AAFF4C}" destId="{52FC2D35-9085-427B-9677-8D55C97F73E8}" srcOrd="1" destOrd="0" presId="urn:microsoft.com/office/officeart/2005/8/layout/matrix1"/>
+    <dgm:cxn modelId="{8245320C-B924-405E-9673-5CF34D7E46B6}" type="presOf" srcId="{33B69A66-B140-4904-9BD2-DF7AD5E26D7C}" destId="{2DD6DD50-B98A-4307-8035-3636013EBD1A}" srcOrd="1" destOrd="5" presId="urn:microsoft.com/office/officeart/2005/8/layout/matrix1"/>
+    <dgm:cxn modelId="{6A83A70C-66B5-4FCE-9243-F8A0EDBB02DE}" type="presOf" srcId="{719E7660-7C2E-4EC7-9005-1D489FF6D950}" destId="{751A5C2D-76AD-4B7E-98F9-776C500C0E5E}" srcOrd="0" destOrd="4" presId="urn:microsoft.com/office/officeart/2005/8/layout/matrix1"/>
+    <dgm:cxn modelId="{07F1430E-EA4F-489C-A5C1-D5B64D61C732}" srcId="{F2621DD5-B091-4923-9650-27FDC31FD77F}" destId="{972A7281-655E-48A6-8451-4250DE997942}" srcOrd="4" destOrd="0" parTransId="{2B609C38-08AD-4FEE-83F6-9F9F48125577}" sibTransId="{8C894A90-DBF1-4F1D-8FA2-ED0A877EAC06}"/>
+    <dgm:cxn modelId="{34E9810F-576C-47E8-9D9B-E8C99BACEBCD}" type="presOf" srcId="{B29FA10A-3715-413F-925D-114448B25964}" destId="{52FC2D35-9085-427B-9677-8D55C97F73E8}" srcOrd="1" destOrd="2" presId="urn:microsoft.com/office/officeart/2005/8/layout/matrix1"/>
+    <dgm:cxn modelId="{9A4D1E11-6E9A-4C5B-BA79-87E083F16D90}" type="presOf" srcId="{972A7281-655E-48A6-8451-4250DE997942}" destId="{2E0D10A4-96EA-4208-B4BD-3011E2EFE9DB}" srcOrd="1" destOrd="5" presId="urn:microsoft.com/office/officeart/2005/8/layout/matrix1"/>
+    <dgm:cxn modelId="{5EBEAE18-C154-4223-BE52-C6D37E76CFFC}" srcId="{9E795BB0-3AFF-421E-8C96-424AC6CCF93B}" destId="{719E7660-7C2E-4EC7-9005-1D489FF6D950}" srcOrd="3" destOrd="0" parTransId="{A5BA9163-6949-473D-BB97-ACC755F5C99B}" sibTransId="{5FFF7013-FE36-43F5-B851-E6C9586AE37F}"/>
+    <dgm:cxn modelId="{7BF5FB19-691E-4784-9B09-0F5C591F91CB}" type="presOf" srcId="{F2621DD5-B091-4923-9650-27FDC31FD77F}" destId="{2E0D10A4-96EA-4208-B4BD-3011E2EFE9DB}" srcOrd="1" destOrd="0" presId="urn:microsoft.com/office/officeart/2005/8/layout/matrix1"/>
+    <dgm:cxn modelId="{916B821D-D45B-4067-9680-A11662B4CFDE}" srcId="{E8E4B90D-9432-42C1-9F6B-9671A5601DD8}" destId="{69BEF89C-887A-4798-AD04-74E8D5FE3B52}" srcOrd="0" destOrd="0" parTransId="{A018BD45-EFB4-4853-8D14-AF484D31F1D5}" sibTransId="{60F842A6-9221-46DD-9849-986258DA8E9F}"/>
+    <dgm:cxn modelId="{26B1E41F-7B30-4A65-A857-94C349CF9F36}" srcId="{E8E4B90D-9432-42C1-9F6B-9671A5601DD8}" destId="{458E866A-D9BD-4FEB-B950-0D00043F2B20}" srcOrd="4" destOrd="0" parTransId="{6BCE9073-AF61-4325-98BC-DC849AA1BA00}" sibTransId="{0DA78DDA-5520-4985-93F1-BD827D765026}"/>
+    <dgm:cxn modelId="{84080620-914E-461E-9518-888D61824F1C}" srcId="{9E795BB0-3AFF-421E-8C96-424AC6CCF93B}" destId="{FFC38C4F-6AA5-467F-AC90-39DFC8D68EFC}" srcOrd="2" destOrd="0" parTransId="{165A9C29-3F73-48D5-A079-2FB65B2A2739}" sibTransId="{8482B616-C304-4B05-B825-DA1682141A40}"/>
+    <dgm:cxn modelId="{5BB2A723-FA04-47BD-8B5F-546531F6550F}" type="presOf" srcId="{123C53E3-4E85-43F5-BF21-F5B52BE858DA}" destId="{52FC2D35-9085-427B-9677-8D55C97F73E8}" srcOrd="1" destOrd="5" presId="urn:microsoft.com/office/officeart/2005/8/layout/matrix1"/>
+    <dgm:cxn modelId="{0EECA92C-3071-4BA3-8D58-436E97FDA329}" type="presOf" srcId="{FED42D14-2FE2-4237-8846-FB33E2F90948}" destId="{81D6C506-6BA3-4D14-99E1-26EE01935B9B}" srcOrd="1" destOrd="3" presId="urn:microsoft.com/office/officeart/2005/8/layout/matrix1"/>
+    <dgm:cxn modelId="{1798A32D-0053-4CE6-94F9-D0897CE8BC69}" type="presOf" srcId="{45C1AC62-5BE9-4A04-993D-4D4F4DE75700}" destId="{D9D51264-AD85-4D2F-8982-54D8CBE235BC}" srcOrd="0" destOrd="2" presId="urn:microsoft.com/office/officeart/2005/8/layout/matrix1"/>
+    <dgm:cxn modelId="{9452A730-7961-4E5A-842F-7097A2CA5BCC}" type="presOf" srcId="{37F2A90D-F9E6-409E-9875-8185E1C8FC41}" destId="{9D21D292-9D2B-4027-AF01-61741C02608A}" srcOrd="0" destOrd="3" presId="urn:microsoft.com/office/officeart/2005/8/layout/matrix1"/>
+    <dgm:cxn modelId="{7C60D331-D0A9-4C65-BB8C-71DDAB091332}" type="presOf" srcId="{E8E4B90D-9432-42C1-9F6B-9671A5601DD8}" destId="{81D6C506-6BA3-4D14-99E1-26EE01935B9B}" srcOrd="1" destOrd="0" presId="urn:microsoft.com/office/officeart/2005/8/layout/matrix1"/>
+    <dgm:cxn modelId="{FD8D9D33-8721-41D1-905F-D822CD11861B}" srcId="{A38C3ED7-54BB-449F-9CE3-1D3E55AAFF4C}" destId="{DA83D358-0FFC-4801-8237-6AFC98E5600C}" srcOrd="3" destOrd="0" parTransId="{85453C0A-7497-4C12-AB69-D1B505578F2F}" sibTransId="{CBB85BB1-1B6E-4B1A-9B6A-A68D8A7CE1A3}"/>
+    <dgm:cxn modelId="{C3BDB833-4813-42A5-BDF7-1112EA452354}" type="presOf" srcId="{CAEA9DB8-C3EB-4E9C-AAAF-1832AE790A56}" destId="{2E0D10A4-96EA-4208-B4BD-3011E2EFE9DB}" srcOrd="1" destOrd="6" presId="urn:microsoft.com/office/officeart/2005/8/layout/matrix1"/>
+    <dgm:cxn modelId="{EB2A583F-1490-4482-B364-4FFEC3BD56AB}" type="presOf" srcId="{69BEF89C-887A-4798-AD04-74E8D5FE3B52}" destId="{D9D51264-AD85-4D2F-8982-54D8CBE235BC}" srcOrd="0" destOrd="1" presId="urn:microsoft.com/office/officeart/2005/8/layout/matrix1"/>
+    <dgm:cxn modelId="{C1432D5C-43E8-4A75-BD38-99104A1D272A}" type="presOf" srcId="{EC7AA73E-0A0E-4C90-BF9D-24E199301A70}" destId="{2E0D10A4-96EA-4208-B4BD-3011E2EFE9DB}" srcOrd="1" destOrd="2" presId="urn:microsoft.com/office/officeart/2005/8/layout/matrix1"/>
+    <dgm:cxn modelId="{6B7AD25E-FBF9-442E-AA47-E5C12DCB5CEC}" type="presOf" srcId="{F2621DD5-B091-4923-9650-27FDC31FD77F}" destId="{AD06D85C-D1FD-4EF3-8A30-71744B1EB235}" srcOrd="0" destOrd="0" presId="urn:microsoft.com/office/officeart/2005/8/layout/matrix1"/>
+    <dgm:cxn modelId="{97586241-7517-408A-AB9E-6E0EE1A6BA99}" type="presOf" srcId="{DA83D358-0FFC-4801-8237-6AFC98E5600C}" destId="{52FC2D35-9085-427B-9677-8D55C97F73E8}" srcOrd="1" destOrd="4" presId="urn:microsoft.com/office/officeart/2005/8/layout/matrix1"/>
+    <dgm:cxn modelId="{2FE9F861-D8FE-4E52-8C29-C4333BFB2E9C}" srcId="{F2621DD5-B091-4923-9650-27FDC31FD77F}" destId="{F8FA843E-516E-43F3-AC36-AF7C05BE1F95}" srcOrd="3" destOrd="0" parTransId="{E1F559C2-C0AF-4F80-832E-BB1AE3274518}" sibTransId="{92C5B4E9-C30F-4F88-AD5D-ACF941E1ED42}"/>
+    <dgm:cxn modelId="{7AA76662-59B2-4279-81C6-443B10FBFC9F}" type="presOf" srcId="{9E795BB0-3AFF-421E-8C96-424AC6CCF93B}" destId="{751A5C2D-76AD-4B7E-98F9-776C500C0E5E}" srcOrd="0" destOrd="0" presId="urn:microsoft.com/office/officeart/2005/8/layout/matrix1"/>
+    <dgm:cxn modelId="{B3C59245-64DA-4B64-A6C7-121F9270BED3}" type="presOf" srcId="{123C53E3-4E85-43F5-BF21-F5B52BE858DA}" destId="{9D21D292-9D2B-4027-AF01-61741C02608A}" srcOrd="0" destOrd="5" presId="urn:microsoft.com/office/officeart/2005/8/layout/matrix1"/>
+    <dgm:cxn modelId="{280EF665-01B1-477E-BB12-EC374509BEED}" type="presOf" srcId="{1C9E92E6-A0AD-4ACC-BEE0-48E32E25AF3A}" destId="{2DD6DD50-B98A-4307-8035-3636013EBD1A}" srcOrd="1" destOrd="7" presId="urn:microsoft.com/office/officeart/2005/8/layout/matrix1"/>
+    <dgm:cxn modelId="{5E31C549-B279-4486-93A4-E5CBC2E08DF2}" srcId="{57DCDD49-DE1C-4AF8-A74F-396E6516AFBB}" destId="{F2621DD5-B091-4923-9650-27FDC31FD77F}" srcOrd="3" destOrd="0" parTransId="{EAF53880-6D23-4544-B40E-745727CCC4A3}" sibTransId="{FF2FAEC9-F2B3-4DC7-B352-4AE5F0CF3105}"/>
+    <dgm:cxn modelId="{AE14C76B-A8B4-4B84-8E25-2655DC814F2D}" type="presOf" srcId="{458E866A-D9BD-4FEB-B950-0D00043F2B20}" destId="{81D6C506-6BA3-4D14-99E1-26EE01935B9B}" srcOrd="1" destOrd="5" presId="urn:microsoft.com/office/officeart/2005/8/layout/matrix1"/>
+    <dgm:cxn modelId="{161DDB4C-5BD5-4399-869B-2F24A631E1C1}" srcId="{A38C3ED7-54BB-449F-9CE3-1D3E55AAFF4C}" destId="{C7F044AB-FB54-4F59-8DFB-67EF5637015C}" srcOrd="0" destOrd="0" parTransId="{DCB6AA8A-A48C-4084-BEDC-EF370DFB4606}" sibTransId="{3659C6F2-F216-49DD-99D4-BA5BDE7F2393}"/>
+    <dgm:cxn modelId="{FF9C5B6D-6293-401D-BFEA-E6E377F05FF9}" srcId="{9E795BB0-3AFF-421E-8C96-424AC6CCF93B}" destId="{2A4F73D2-0922-449B-A888-8654FEA0B300}" srcOrd="0" destOrd="0" parTransId="{02CF183C-4CC1-44D8-B81A-C08E2B0AADBE}" sibTransId="{39FA93D0-8D18-414B-B0CA-A18DB923FF3F}"/>
+    <dgm:cxn modelId="{DB463C4E-0DA4-4597-AD88-FEB5175D0C3F}" type="presOf" srcId="{E8A4676E-2803-46EB-A557-8863FF5734F9}" destId="{AD06D85C-D1FD-4EF3-8A30-71744B1EB235}" srcOrd="0" destOrd="3" presId="urn:microsoft.com/office/officeart/2005/8/layout/matrix1"/>
+    <dgm:cxn modelId="{89ADDB4E-264F-4467-A844-1D82FA3BF664}" srcId="{57DCDD49-DE1C-4AF8-A74F-396E6516AFBB}" destId="{A38C3ED7-54BB-449F-9CE3-1D3E55AAFF4C}" srcOrd="0" destOrd="0" parTransId="{630CBF1F-5F9B-4142-93F2-C01B269266AA}" sibTransId="{DE862D50-B914-40BE-AD5A-ED480C80A3DF}"/>
     <dgm:cxn modelId="{E6E92D72-8DFE-4BF0-BE88-879DEF5011C4}" type="presOf" srcId="{57DCDD49-DE1C-4AF8-A74F-396E6516AFBB}" destId="{58E3E405-4D08-4ABD-A325-FBFB196A3F05}" srcOrd="0" destOrd="0" presId="urn:microsoft.com/office/officeart/2005/8/layout/matrix1"/>
-    <dgm:cxn modelId="{7BF5FB19-691E-4784-9B09-0F5C591F91CB}" type="presOf" srcId="{F2621DD5-B091-4923-9650-27FDC31FD77F}" destId="{2E0D10A4-96EA-4208-B4BD-3011E2EFE9DB}" srcOrd="1" destOrd="0" presId="urn:microsoft.com/office/officeart/2005/8/layout/matrix1"/>
+    <dgm:cxn modelId="{62806454-2443-473F-918E-779B4225F7C9}" type="presOf" srcId="{C7F044AB-FB54-4F59-8DFB-67EF5637015C}" destId="{52FC2D35-9085-427B-9677-8D55C97F73E8}" srcOrd="1" destOrd="1" presId="urn:microsoft.com/office/officeart/2005/8/layout/matrix1"/>
+    <dgm:cxn modelId="{A911E154-9B44-4A0D-B554-9E7FADE69763}" type="presOf" srcId="{FFC38C4F-6AA5-467F-AC90-39DFC8D68EFC}" destId="{751A5C2D-76AD-4B7E-98F9-776C500C0E5E}" srcOrd="0" destOrd="3" presId="urn:microsoft.com/office/officeart/2005/8/layout/matrix1"/>
     <dgm:cxn modelId="{354B2558-B441-46B3-86CE-B8F2D9D87548}" type="presOf" srcId="{E8E4B90D-9432-42C1-9F6B-9671A5601DD8}" destId="{D9D51264-AD85-4D2F-8982-54D8CBE235BC}" srcOrd="0" destOrd="0" presId="urn:microsoft.com/office/officeart/2005/8/layout/matrix1"/>
+    <dgm:cxn modelId="{F5888878-64D6-4832-B40A-7205F689D9A2}" type="presOf" srcId="{EC7AA73E-0A0E-4C90-BF9D-24E199301A70}" destId="{AD06D85C-D1FD-4EF3-8A30-71744B1EB235}" srcOrd="0" destOrd="2" presId="urn:microsoft.com/office/officeart/2005/8/layout/matrix1"/>
+    <dgm:cxn modelId="{7D99097A-6BC6-4134-A9EB-9E24A975B6E0}" type="presOf" srcId="{4A7189F8-51D0-4A99-9C9D-98514166F149}" destId="{AD06D85C-D1FD-4EF3-8A30-71744B1EB235}" srcOrd="0" destOrd="1" presId="urn:microsoft.com/office/officeart/2005/8/layout/matrix1"/>
+    <dgm:cxn modelId="{055E105A-9CFE-431C-9990-3C4157D734D1}" type="presOf" srcId="{37F2A90D-F9E6-409E-9875-8185E1C8FC41}" destId="{52FC2D35-9085-427B-9677-8D55C97F73E8}" srcOrd="1" destOrd="3" presId="urn:microsoft.com/office/officeart/2005/8/layout/matrix1"/>
+    <dgm:cxn modelId="{739F707E-7E1C-42EE-9906-BEB126CB0C83}" type="presOf" srcId="{F8FA843E-516E-43F3-AC36-AF7C05BE1F95}" destId="{AD06D85C-D1FD-4EF3-8A30-71744B1EB235}" srcOrd="0" destOrd="4" presId="urn:microsoft.com/office/officeart/2005/8/layout/matrix1"/>
+    <dgm:cxn modelId="{A6B0CC7F-A98E-4C24-BD2B-5B2AEACAA577}" type="presOf" srcId="{683BD53B-4949-41DF-B9E2-D83404CDE37B}" destId="{A71A7461-363B-4250-B99F-5E542EC81FED}" srcOrd="0" destOrd="0" presId="urn:microsoft.com/office/officeart/2005/8/layout/matrix1"/>
+    <dgm:cxn modelId="{ED0D5182-870C-4554-ACAA-0DD216FC5FAC}" type="presOf" srcId="{25114361-36E3-4AEF-ADD7-ACBD79B9A90B}" destId="{2DD6DD50-B98A-4307-8035-3636013EBD1A}" srcOrd="1" destOrd="2" presId="urn:microsoft.com/office/officeart/2005/8/layout/matrix1"/>
+    <dgm:cxn modelId="{6E42A683-B2DB-44C6-B066-5CE4D901CE15}" type="presOf" srcId="{1C9E92E6-A0AD-4ACC-BEE0-48E32E25AF3A}" destId="{751A5C2D-76AD-4B7E-98F9-776C500C0E5E}" srcOrd="0" destOrd="7" presId="urn:microsoft.com/office/officeart/2005/8/layout/matrix1"/>
+    <dgm:cxn modelId="{A7931B86-0675-4C04-AA4F-57D54812A27B}" type="presOf" srcId="{0C3C00BB-429C-4551-A8ED-0A81218ECE9E}" destId="{52FC2D35-9085-427B-9677-8D55C97F73E8}" srcOrd="1" destOrd="6" presId="urn:microsoft.com/office/officeart/2005/8/layout/matrix1"/>
+    <dgm:cxn modelId="{095C288B-2D49-435F-9A06-759A39CB9D0E}" type="presOf" srcId="{B29FA10A-3715-413F-925D-114448B25964}" destId="{9D21D292-9D2B-4027-AF01-61741C02608A}" srcOrd="0" destOrd="2" presId="urn:microsoft.com/office/officeart/2005/8/layout/matrix1"/>
+    <dgm:cxn modelId="{C65F2A8B-D67E-40E1-BCC6-25BFAC0D47AF}" srcId="{A38C3ED7-54BB-449F-9CE3-1D3E55AAFF4C}" destId="{0C3C00BB-429C-4551-A8ED-0A81218ECE9E}" srcOrd="5" destOrd="0" parTransId="{2373C011-1A9E-44F3-8A4D-8942506EDAB1}" sibTransId="{B2B1E32D-6CCF-47A3-BAA2-B552B55E80AF}"/>
+    <dgm:cxn modelId="{AB76AB8F-3E67-48DA-B6DA-CD92EACAE2E4}" type="presOf" srcId="{FC9322FB-A10A-48C0-994A-A03C169C8A2C}" destId="{D9D51264-AD85-4D2F-8982-54D8CBE235BC}" srcOrd="0" destOrd="4" presId="urn:microsoft.com/office/officeart/2005/8/layout/matrix1"/>
+    <dgm:cxn modelId="{696EAF90-01DA-47AE-8FCF-BD9E5847F00F}" type="presOf" srcId="{C7F044AB-FB54-4F59-8DFB-67EF5637015C}" destId="{9D21D292-9D2B-4027-AF01-61741C02608A}" srcOrd="0" destOrd="1" presId="urn:microsoft.com/office/officeart/2005/8/layout/matrix1"/>
+    <dgm:cxn modelId="{9FD1D890-8802-4017-994C-67BCC9DE5A33}" srcId="{9E795BB0-3AFF-421E-8C96-424AC6CCF93B}" destId="{25114361-36E3-4AEF-ADD7-ACBD79B9A90B}" srcOrd="1" destOrd="0" parTransId="{B2A68B59-F0EE-423C-A817-E149EDD0DF05}" sibTransId="{42D8077D-D263-45DA-850A-FD503BFB33F1}"/>
+    <dgm:cxn modelId="{06A57991-697C-4938-80B2-267745D90ADA}" srcId="{F2621DD5-B091-4923-9650-27FDC31FD77F}" destId="{EC7AA73E-0A0E-4C90-BF9D-24E199301A70}" srcOrd="1" destOrd="0" parTransId="{DD1B4D62-6952-4EA9-B3EF-9D4DCFE0EAB4}" sibTransId="{FC2486D3-3E33-4617-B663-2771E4576ACD}"/>
+    <dgm:cxn modelId="{55D05794-A737-4219-9EAB-B32DD88D8704}" srcId="{A38C3ED7-54BB-449F-9CE3-1D3E55AAFF4C}" destId="{123C53E3-4E85-43F5-BF21-F5B52BE858DA}" srcOrd="4" destOrd="0" parTransId="{13DD9F99-D14E-47F5-A4D0-CF58BB04209E}" sibTransId="{4AF2977A-6043-4610-9276-82F13A97BD2D}"/>
+    <dgm:cxn modelId="{88B18D95-231E-47C7-BD03-C03FC427A08A}" type="presOf" srcId="{45C1AC62-5BE9-4A04-993D-4D4F4DE75700}" destId="{81D6C506-6BA3-4D14-99E1-26EE01935B9B}" srcOrd="1" destOrd="2" presId="urn:microsoft.com/office/officeart/2005/8/layout/matrix1"/>
+    <dgm:cxn modelId="{9EA7AB97-C837-44AC-BF47-8C80D9CD6DBC}" srcId="{F2621DD5-B091-4923-9650-27FDC31FD77F}" destId="{CAEA9DB8-C3EB-4E9C-AAAF-1832AE790A56}" srcOrd="5" destOrd="0" parTransId="{9BEE3A92-D3B2-464F-802F-20C522502AE0}" sibTransId="{25B65792-CCF2-40CB-B25A-5D63A56F7F39}"/>
+    <dgm:cxn modelId="{C6D5AF98-B918-448A-85A0-B206E93F476B}" type="presOf" srcId="{3BFCB0AD-6DB2-4EFA-A603-1F2C2009B753}" destId="{751A5C2D-76AD-4B7E-98F9-776C500C0E5E}" srcOrd="0" destOrd="6" presId="urn:microsoft.com/office/officeart/2005/8/layout/matrix1"/>
+    <dgm:cxn modelId="{53D2AD9A-9305-4DA7-8950-346F97BE98E3}" srcId="{E8E4B90D-9432-42C1-9F6B-9671A5601DD8}" destId="{FC9322FB-A10A-48C0-994A-A03C169C8A2C}" srcOrd="3" destOrd="0" parTransId="{184BF2D9-12C0-48AB-B06C-0054E858F9F8}" sibTransId="{DE8A3C2B-74B8-4413-9EA3-F070B3DD9162}"/>
+    <dgm:cxn modelId="{D774EB9D-2375-4116-BE4A-09C18426A983}" srcId="{E8E4B90D-9432-42C1-9F6B-9671A5601DD8}" destId="{45C1AC62-5BE9-4A04-993D-4D4F4DE75700}" srcOrd="1" destOrd="0" parTransId="{DA62EF84-607A-4F9F-8C7E-35A431E1B6E4}" sibTransId="{EE8039E8-1B80-4CFA-A197-01D03CE86FE3}"/>
+    <dgm:cxn modelId="{9D71D09E-43A2-4DE5-8662-38965DABE0A6}" srcId="{F2621DD5-B091-4923-9650-27FDC31FD77F}" destId="{E8A4676E-2803-46EB-A557-8863FF5734F9}" srcOrd="2" destOrd="0" parTransId="{310D76A3-51C1-449A-B6A1-B0B4C5230F10}" sibTransId="{C6282E4D-C413-4FD4-8354-94D01BBC30AE}"/>
+    <dgm:cxn modelId="{D9611FA1-15FC-4683-AF2E-5EC40B22B5E5}" type="presOf" srcId="{0C3C00BB-429C-4551-A8ED-0A81218ECE9E}" destId="{9D21D292-9D2B-4027-AF01-61741C02608A}" srcOrd="0" destOrd="6" presId="urn:microsoft.com/office/officeart/2005/8/layout/matrix1"/>
+    <dgm:cxn modelId="{EB0981B6-F496-40DD-9CDE-DFAE95EA9390}" type="presOf" srcId="{719E7660-7C2E-4EC7-9005-1D489FF6D950}" destId="{2DD6DD50-B98A-4307-8035-3636013EBD1A}" srcOrd="1" destOrd="4" presId="urn:microsoft.com/office/officeart/2005/8/layout/matrix1"/>
+    <dgm:cxn modelId="{3B2C66B7-B080-49C9-9F81-B9B861D01582}" type="presOf" srcId="{FC9322FB-A10A-48C0-994A-A03C169C8A2C}" destId="{81D6C506-6BA3-4D14-99E1-26EE01935B9B}" srcOrd="1" destOrd="4" presId="urn:microsoft.com/office/officeart/2005/8/layout/matrix1"/>
+    <dgm:cxn modelId="{E068E4B8-3D39-4B65-88AE-248E077BDDF4}" type="presOf" srcId="{DA83D358-0FFC-4801-8237-6AFC98E5600C}" destId="{9D21D292-9D2B-4027-AF01-61741C02608A}" srcOrd="0" destOrd="4" presId="urn:microsoft.com/office/officeart/2005/8/layout/matrix1"/>
+    <dgm:cxn modelId="{E3D40EBC-8223-4821-B9A1-7BFFDAC83CE0}" type="presOf" srcId="{972A7281-655E-48A6-8451-4250DE997942}" destId="{AD06D85C-D1FD-4EF3-8A30-71744B1EB235}" srcOrd="0" destOrd="5" presId="urn:microsoft.com/office/officeart/2005/8/layout/matrix1"/>
+    <dgm:cxn modelId="{5E3CC6BD-E66E-4FAC-8C67-1FB07F076E6D}" srcId="{A38C3ED7-54BB-449F-9CE3-1D3E55AAFF4C}" destId="{B29FA10A-3715-413F-925D-114448B25964}" srcOrd="1" destOrd="0" parTransId="{D2456AA9-5091-46EB-B0C6-E4777086299E}" sibTransId="{05709F98-3365-47A7-AC01-22910BB3A214}"/>
+    <dgm:cxn modelId="{BEF3CFC0-AAEE-41A6-BFBA-AD903CF642F2}" type="presOf" srcId="{E8A4676E-2803-46EB-A557-8863FF5734F9}" destId="{2E0D10A4-96EA-4208-B4BD-3011E2EFE9DB}" srcOrd="1" destOrd="3" presId="urn:microsoft.com/office/officeart/2005/8/layout/matrix1"/>
+    <dgm:cxn modelId="{F9698FC4-E598-431B-A658-DD34BD939CB4}" type="presOf" srcId="{3BFCB0AD-6DB2-4EFA-A603-1F2C2009B753}" destId="{2DD6DD50-B98A-4307-8035-3636013EBD1A}" srcOrd="1" destOrd="6" presId="urn:microsoft.com/office/officeart/2005/8/layout/matrix1"/>
+    <dgm:cxn modelId="{4DE5C0C5-D430-4ADF-AF69-7B067D0906F3}" srcId="{E8E4B90D-9432-42C1-9F6B-9671A5601DD8}" destId="{FED42D14-2FE2-4237-8846-FB33E2F90948}" srcOrd="2" destOrd="0" parTransId="{546E54FA-677A-46EF-AFA2-7CB7A46BC9D8}" sibTransId="{D13FC574-4B7B-4A29-BDE5-522024283C7B}"/>
+    <dgm:cxn modelId="{5D6AC8CA-F6C7-4358-8A1D-6EB8C35981B1}" type="presOf" srcId="{FED42D14-2FE2-4237-8846-FB33E2F90948}" destId="{D9D51264-AD85-4D2F-8982-54D8CBE235BC}" srcOrd="0" destOrd="3" presId="urn:microsoft.com/office/officeart/2005/8/layout/matrix1"/>
     <dgm:cxn modelId="{22CEC6CB-C367-4D87-907E-9947E86B5912}" type="presOf" srcId="{FFC38C4F-6AA5-467F-AC90-39DFC8D68EFC}" destId="{2DD6DD50-B98A-4307-8035-3636013EBD1A}" srcOrd="1" destOrd="3" presId="urn:microsoft.com/office/officeart/2005/8/layout/matrix1"/>
-    <dgm:cxn modelId="{9FD1D890-8802-4017-994C-67BCC9DE5A33}" srcId="{9E795BB0-3AFF-421E-8C96-424AC6CCF93B}" destId="{25114361-36E3-4AEF-ADD7-ACBD79B9A90B}" srcOrd="1" destOrd="0" parTransId="{B2A68B59-F0EE-423C-A817-E149EDD0DF05}" sibTransId="{42D8077D-D263-45DA-850A-FD503BFB33F1}"/>
-    <dgm:cxn modelId="{84080620-914E-461E-9518-888D61824F1C}" srcId="{9E795BB0-3AFF-421E-8C96-424AC6CCF93B}" destId="{FFC38C4F-6AA5-467F-AC90-39DFC8D68EFC}" srcOrd="2" destOrd="0" parTransId="{165A9C29-3F73-48D5-A079-2FB65B2A2739}" sibTransId="{8482B616-C304-4B05-B825-DA1682141A40}"/>
-    <dgm:cxn modelId="{6B7AD25E-FBF9-442E-AA47-E5C12DCB5CEC}" type="presOf" srcId="{F2621DD5-B091-4923-9650-27FDC31FD77F}" destId="{AD06D85C-D1FD-4EF3-8A30-71744B1EB235}" srcOrd="0" destOrd="0" presId="urn:microsoft.com/office/officeart/2005/8/layout/matrix1"/>
-    <dgm:cxn modelId="{62806454-2443-473F-918E-779B4225F7C9}" type="presOf" srcId="{C7F044AB-FB54-4F59-8DFB-67EF5637015C}" destId="{52FC2D35-9085-427B-9677-8D55C97F73E8}" srcOrd="1" destOrd="1" presId="urn:microsoft.com/office/officeart/2005/8/layout/matrix1"/>
-    <dgm:cxn modelId="{3B788206-C79B-4CCE-99B5-B95EA26A1E78}" type="presOf" srcId="{33B69A66-B140-4904-9BD2-DF7AD5E26D7C}" destId="{751A5C2D-76AD-4B7E-98F9-776C500C0E5E}" srcOrd="0" destOrd="5" presId="urn:microsoft.com/office/officeart/2005/8/layout/matrix1"/>
-    <dgm:cxn modelId="{696EAF90-01DA-47AE-8FCF-BD9E5847F00F}" type="presOf" srcId="{C7F044AB-FB54-4F59-8DFB-67EF5637015C}" destId="{9D21D292-9D2B-4027-AF01-61741C02608A}" srcOrd="0" destOrd="1" presId="urn:microsoft.com/office/officeart/2005/8/layout/matrix1"/>
-    <dgm:cxn modelId="{5D6AC8CA-F6C7-4358-8A1D-6EB8C35981B1}" type="presOf" srcId="{FED42D14-2FE2-4237-8846-FB33E2F90948}" destId="{D9D51264-AD85-4D2F-8982-54D8CBE235BC}" srcOrd="0" destOrd="3" presId="urn:microsoft.com/office/officeart/2005/8/layout/matrix1"/>
-    <dgm:cxn modelId="{6E42A683-B2DB-44C6-B066-5CE4D901CE15}" type="presOf" srcId="{1C9E92E6-A0AD-4ACC-BEE0-48E32E25AF3A}" destId="{751A5C2D-76AD-4B7E-98F9-776C500C0E5E}" srcOrd="0" destOrd="7" presId="urn:microsoft.com/office/officeart/2005/8/layout/matrix1"/>
-    <dgm:cxn modelId="{9A4D1E11-6E9A-4C5B-BA79-87E083F16D90}" type="presOf" srcId="{972A7281-655E-48A6-8451-4250DE997942}" destId="{2E0D10A4-96EA-4208-B4BD-3011E2EFE9DB}" srcOrd="1" destOrd="5" presId="urn:microsoft.com/office/officeart/2005/8/layout/matrix1"/>
-    <dgm:cxn modelId="{C1432D5C-43E8-4A75-BD38-99104A1D272A}" type="presOf" srcId="{EC7AA73E-0A0E-4C90-BF9D-24E199301A70}" destId="{2E0D10A4-96EA-4208-B4BD-3011E2EFE9DB}" srcOrd="1" destOrd="2" presId="urn:microsoft.com/office/officeart/2005/8/layout/matrix1"/>
-    <dgm:cxn modelId="{34E9810F-576C-47E8-9D9B-E8C99BACEBCD}" type="presOf" srcId="{B29FA10A-3715-413F-925D-114448B25964}" destId="{52FC2D35-9085-427B-9677-8D55C97F73E8}" srcOrd="1" destOrd="2" presId="urn:microsoft.com/office/officeart/2005/8/layout/matrix1"/>
-    <dgm:cxn modelId="{DAAECEE1-4E4B-4085-BCE5-6A4E7CED64AD}" srcId="{9E795BB0-3AFF-421E-8C96-424AC6CCF93B}" destId="{3BFCB0AD-6DB2-4EFA-A603-1F2C2009B753}" srcOrd="5" destOrd="0" parTransId="{F77B9A25-B2CE-4517-B1ED-5A7E844947D2}" sibTransId="{B73AD70B-41AA-4FDA-9FC2-018EFF4D297A}"/>
-    <dgm:cxn modelId="{AB76AB8F-3E67-48DA-B6DA-CD92EACAE2E4}" type="presOf" srcId="{FC9322FB-A10A-48C0-994A-A03C169C8A2C}" destId="{D9D51264-AD85-4D2F-8982-54D8CBE235BC}" srcOrd="0" destOrd="4" presId="urn:microsoft.com/office/officeart/2005/8/layout/matrix1"/>
-    <dgm:cxn modelId="{FD8D9D33-8721-41D1-905F-D822CD11861B}" srcId="{A38C3ED7-54BB-449F-9CE3-1D3E55AAFF4C}" destId="{DA83D358-0FFC-4801-8237-6AFC98E5600C}" srcOrd="3" destOrd="0" parTransId="{85453C0A-7497-4C12-AB69-D1B505578F2F}" sibTransId="{CBB85BB1-1B6E-4B1A-9B6A-A68D8A7CE1A3}"/>
-    <dgm:cxn modelId="{5BB2A723-FA04-47BD-8B5F-546531F6550F}" type="presOf" srcId="{123C53E3-4E85-43F5-BF21-F5B52BE858DA}" destId="{52FC2D35-9085-427B-9677-8D55C97F73E8}" srcOrd="1" destOrd="5" presId="urn:microsoft.com/office/officeart/2005/8/layout/matrix1"/>
-    <dgm:cxn modelId="{A911E154-9B44-4A0D-B554-9E7FADE69763}" type="presOf" srcId="{FFC38C4F-6AA5-467F-AC90-39DFC8D68EFC}" destId="{751A5C2D-76AD-4B7E-98F9-776C500C0E5E}" srcOrd="0" destOrd="3" presId="urn:microsoft.com/office/officeart/2005/8/layout/matrix1"/>
+    <dgm:cxn modelId="{6CAE64D0-C7BA-4E04-89A5-FB7AEAA7E658}" srcId="{A38C3ED7-54BB-449F-9CE3-1D3E55AAFF4C}" destId="{37F2A90D-F9E6-409E-9875-8185E1C8FC41}" srcOrd="2" destOrd="0" parTransId="{66F585D1-625F-4201-BC05-6F552F3E1C7B}" sibTransId="{691E1863-224B-4E45-834E-922D292A9B05}"/>
+    <dgm:cxn modelId="{4EB69AD0-A831-4D44-94F2-BD2317EA12F2}" srcId="{57DCDD49-DE1C-4AF8-A74F-396E6516AFBB}" destId="{9E795BB0-3AFF-421E-8C96-424AC6CCF93B}" srcOrd="2" destOrd="0" parTransId="{BD9D0A7A-418F-41C8-BA01-36170E21C861}" sibTransId="{B0ABFC54-6233-405F-AC11-C97E2E55636B}"/>
     <dgm:cxn modelId="{3394E9D4-8946-4269-BA7D-9AF13232BC28}" srcId="{9E795BB0-3AFF-421E-8C96-424AC6CCF93B}" destId="{33B69A66-B140-4904-9BD2-DF7AD5E26D7C}" srcOrd="4" destOrd="0" parTransId="{D00C083D-813C-4EA7-86A9-81EF119B8D6F}" sibTransId="{3E206870-5F0F-47AF-87E3-37DD16552EBB}"/>
     <dgm:cxn modelId="{2F5F2DD5-CCC8-434F-8743-2691AA96E253}" type="presOf" srcId="{25114361-36E3-4AEF-ADD7-ACBD79B9A90B}" destId="{751A5C2D-76AD-4B7E-98F9-776C500C0E5E}" srcOrd="0" destOrd="2" presId="urn:microsoft.com/office/officeart/2005/8/layout/matrix1"/>
+    <dgm:cxn modelId="{547A76D5-7978-4814-B63A-AFE53939DD08}" type="presOf" srcId="{69BEF89C-887A-4798-AD04-74E8D5FE3B52}" destId="{81D6C506-6BA3-4D14-99E1-26EE01935B9B}" srcOrd="1" destOrd="1" presId="urn:microsoft.com/office/officeart/2005/8/layout/matrix1"/>
+    <dgm:cxn modelId="{C14EABDE-AF37-43CF-AA95-15633596759A}" type="presOf" srcId="{4A7189F8-51D0-4A99-9C9D-98514166F149}" destId="{2E0D10A4-96EA-4208-B4BD-3011E2EFE9DB}" srcOrd="1" destOrd="1" presId="urn:microsoft.com/office/officeart/2005/8/layout/matrix1"/>
+    <dgm:cxn modelId="{505463E0-C689-4EDD-A14F-90E9CAB03C75}" srcId="{F2621DD5-B091-4923-9650-27FDC31FD77F}" destId="{4A7189F8-51D0-4A99-9C9D-98514166F149}" srcOrd="0" destOrd="0" parTransId="{AB0717A6-F294-4F93-8A6D-41D26841D866}" sibTransId="{CC1B8940-AF62-4B80-82B8-D67E6CDDE253}"/>
+    <dgm:cxn modelId="{DAAECEE1-4E4B-4085-BCE5-6A4E7CED64AD}" srcId="{9E795BB0-3AFF-421E-8C96-424AC6CCF93B}" destId="{3BFCB0AD-6DB2-4EFA-A603-1F2C2009B753}" srcOrd="5" destOrd="0" parTransId="{F77B9A25-B2CE-4517-B1ED-5A7E844947D2}" sibTransId="{B73AD70B-41AA-4FDA-9FC2-018EFF4D297A}"/>
+    <dgm:cxn modelId="{B668FEE2-A25B-4048-A604-12D2160FFC6A}" srcId="{57DCDD49-DE1C-4AF8-A74F-396E6516AFBB}" destId="{E8E4B90D-9432-42C1-9F6B-9671A5601DD8}" srcOrd="1" destOrd="0" parTransId="{AFEEE571-F7DC-42BB-8D43-CC7AEC286B3A}" sibTransId="{CBA6CC8A-7FD7-4F6C-BDE7-8943DF93F640}"/>
+    <dgm:cxn modelId="{5C2EE7E5-AFC6-4E85-84E6-46E0CCE544A5}" type="presOf" srcId="{2A4F73D2-0922-449B-A888-8654FEA0B300}" destId="{2DD6DD50-B98A-4307-8035-3636013EBD1A}" srcOrd="1" destOrd="1" presId="urn:microsoft.com/office/officeart/2005/8/layout/matrix1"/>
+    <dgm:cxn modelId="{D73104EB-C4A0-4522-957B-CC748B96BC4E}" type="presOf" srcId="{458E866A-D9BD-4FEB-B950-0D00043F2B20}" destId="{D9D51264-AD85-4D2F-8982-54D8CBE235BC}" srcOrd="0" destOrd="5" presId="urn:microsoft.com/office/officeart/2005/8/layout/matrix1"/>
     <dgm:cxn modelId="{861EE9EC-C2E8-478C-A5E7-9EB6B4A8C913}" type="presOf" srcId="{F8FA843E-516E-43F3-AC36-AF7C05BE1F95}" destId="{2E0D10A4-96EA-4208-B4BD-3011E2EFE9DB}" srcOrd="1" destOrd="4" presId="urn:microsoft.com/office/officeart/2005/8/layout/matrix1"/>
-    <dgm:cxn modelId="{AE14C76B-A8B4-4B84-8E25-2655DC814F2D}" type="presOf" srcId="{458E866A-D9BD-4FEB-B950-0D00043F2B20}" destId="{81D6C506-6BA3-4D14-99E1-26EE01935B9B}" srcOrd="1" destOrd="5" presId="urn:microsoft.com/office/officeart/2005/8/layout/matrix1"/>
-    <dgm:cxn modelId="{4EB69AD0-A831-4D44-94F2-BD2317EA12F2}" srcId="{57DCDD49-DE1C-4AF8-A74F-396E6516AFBB}" destId="{9E795BB0-3AFF-421E-8C96-424AC6CCF93B}" srcOrd="2" destOrd="0" parTransId="{BD9D0A7A-418F-41C8-BA01-36170E21C861}" sibTransId="{B0ABFC54-6233-405F-AC11-C97E2E55636B}"/>
-    <dgm:cxn modelId="{6A83A70C-66B5-4FCE-9243-F8A0EDBB02DE}" type="presOf" srcId="{719E7660-7C2E-4EC7-9005-1D489FF6D950}" destId="{751A5C2D-76AD-4B7E-98F9-776C500C0E5E}" srcOrd="0" destOrd="4" presId="urn:microsoft.com/office/officeart/2005/8/layout/matrix1"/>
-    <dgm:cxn modelId="{9452A730-7961-4E5A-842F-7097A2CA5BCC}" type="presOf" srcId="{37F2A90D-F9E6-409E-9875-8185E1C8FC41}" destId="{9D21D292-9D2B-4027-AF01-61741C02608A}" srcOrd="0" destOrd="3" presId="urn:microsoft.com/office/officeart/2005/8/layout/matrix1"/>
-    <dgm:cxn modelId="{5EBEAE18-C154-4223-BE52-C6D37E76CFFC}" srcId="{9E795BB0-3AFF-421E-8C96-424AC6CCF93B}" destId="{719E7660-7C2E-4EC7-9005-1D489FF6D950}" srcOrd="3" destOrd="0" parTransId="{A5BA9163-6949-473D-BB97-ACC755F5C99B}" sibTransId="{5FFF7013-FE36-43F5-B851-E6C9586AE37F}"/>
-    <dgm:cxn modelId="{0EECA92C-3071-4BA3-8D58-436E97FDA329}" type="presOf" srcId="{FED42D14-2FE2-4237-8846-FB33E2F90948}" destId="{81D6C506-6BA3-4D14-99E1-26EE01935B9B}" srcOrd="1" destOrd="3" presId="urn:microsoft.com/office/officeart/2005/8/layout/matrix1"/>
-    <dgm:cxn modelId="{6CAE64D0-C7BA-4E04-89A5-FB7AEAA7E658}" srcId="{A38C3ED7-54BB-449F-9CE3-1D3E55AAFF4C}" destId="{37F2A90D-F9E6-409E-9875-8185E1C8FC41}" srcOrd="2" destOrd="0" parTransId="{66F585D1-625F-4201-BC05-6F552F3E1C7B}" sibTransId="{691E1863-224B-4E45-834E-922D292A9B05}"/>
-    <dgm:cxn modelId="{F9698FC4-E598-431B-A658-DD34BD939CB4}" type="presOf" srcId="{3BFCB0AD-6DB2-4EFA-A603-1F2C2009B753}" destId="{2DD6DD50-B98A-4307-8035-3636013EBD1A}" srcOrd="1" destOrd="6" presId="urn:microsoft.com/office/officeart/2005/8/layout/matrix1"/>
     <dgm:cxn modelId="{93C5E0F3-0DD2-4A5D-B868-515C677B9956}" type="presOf" srcId="{A38C3ED7-54BB-449F-9CE3-1D3E55AAFF4C}" destId="{9D21D292-9D2B-4027-AF01-61741C02608A}" srcOrd="0" destOrd="0" presId="urn:microsoft.com/office/officeart/2005/8/layout/matrix1"/>
-    <dgm:cxn modelId="{55D05794-A737-4219-9EAB-B32DD88D8704}" srcId="{A38C3ED7-54BB-449F-9CE3-1D3E55AAFF4C}" destId="{123C53E3-4E85-43F5-BF21-F5B52BE858DA}" srcOrd="4" destOrd="0" parTransId="{13DD9F99-D14E-47F5-A4D0-CF58BB04209E}" sibTransId="{4AF2977A-6043-4610-9276-82F13A97BD2D}"/>
-    <dgm:cxn modelId="{7AA76662-59B2-4279-81C6-443B10FBFC9F}" type="presOf" srcId="{9E795BB0-3AFF-421E-8C96-424AC6CCF93B}" destId="{751A5C2D-76AD-4B7E-98F9-776C500C0E5E}" srcOrd="0" destOrd="0" presId="urn:microsoft.com/office/officeart/2005/8/layout/matrix1"/>
-    <dgm:cxn modelId="{5E3CC6BD-E66E-4FAC-8C67-1FB07F076E6D}" srcId="{A38C3ED7-54BB-449F-9CE3-1D3E55AAFF4C}" destId="{B29FA10A-3715-413F-925D-114448B25964}" srcOrd="1" destOrd="0" parTransId="{D2456AA9-5091-46EB-B0C6-E4777086299E}" sibTransId="{05709F98-3365-47A7-AC01-22910BB3A214}"/>
-    <dgm:cxn modelId="{095C288B-2D49-435F-9A06-759A39CB9D0E}" type="presOf" srcId="{B29FA10A-3715-413F-925D-114448B25964}" destId="{9D21D292-9D2B-4027-AF01-61741C02608A}" srcOrd="0" destOrd="2" presId="urn:microsoft.com/office/officeart/2005/8/layout/matrix1"/>
-    <dgm:cxn modelId="{E3D40EBC-8223-4821-B9A1-7BFFDAC83CE0}" type="presOf" srcId="{972A7281-655E-48A6-8451-4250DE997942}" destId="{AD06D85C-D1FD-4EF3-8A30-71744B1EB235}" srcOrd="0" destOrd="5" presId="urn:microsoft.com/office/officeart/2005/8/layout/matrix1"/>
-    <dgm:cxn modelId="{727F7C07-6335-4C31-8E3A-D8B062418A0B}" type="presOf" srcId="{CAEA9DB8-C3EB-4E9C-AAAF-1832AE790A56}" destId="{AD06D85C-D1FD-4EF3-8A30-71744B1EB235}" srcOrd="0" destOrd="6" presId="urn:microsoft.com/office/officeart/2005/8/layout/matrix1"/>
-    <dgm:cxn modelId="{88B18D95-231E-47C7-BD03-C03FC427A08A}" type="presOf" srcId="{45C1AC62-5BE9-4A04-993D-4D4F4DE75700}" destId="{81D6C506-6BA3-4D14-99E1-26EE01935B9B}" srcOrd="1" destOrd="2" presId="urn:microsoft.com/office/officeart/2005/8/layout/matrix1"/>
-    <dgm:cxn modelId="{9D71D09E-43A2-4DE5-8662-38965DABE0A6}" srcId="{F2621DD5-B091-4923-9650-27FDC31FD77F}" destId="{E8A4676E-2803-46EB-A557-8863FF5734F9}" srcOrd="2" destOrd="0" parTransId="{310D76A3-51C1-449A-B6A1-B0B4C5230F10}" sibTransId="{C6282E4D-C413-4FD4-8354-94D01BBC30AE}"/>
-    <dgm:cxn modelId="{B3C59245-64DA-4B64-A6C7-121F9270BED3}" type="presOf" srcId="{123C53E3-4E85-43F5-BF21-F5B52BE858DA}" destId="{9D21D292-9D2B-4027-AF01-61741C02608A}" srcOrd="0" destOrd="5" presId="urn:microsoft.com/office/officeart/2005/8/layout/matrix1"/>
-    <dgm:cxn modelId="{53D2AD9A-9305-4DA7-8950-346F97BE98E3}" srcId="{E8E4B90D-9432-42C1-9F6B-9671A5601DD8}" destId="{FC9322FB-A10A-48C0-994A-A03C169C8A2C}" srcOrd="3" destOrd="0" parTransId="{184BF2D9-12C0-48AB-B06C-0054E858F9F8}" sibTransId="{DE8A3C2B-74B8-4413-9EA3-F070B3DD9162}"/>
-    <dgm:cxn modelId="{280EF665-01B1-477E-BB12-EC374509BEED}" type="presOf" srcId="{1C9E92E6-A0AD-4ACC-BEE0-48E32E25AF3A}" destId="{2DD6DD50-B98A-4307-8035-3636013EBD1A}" srcOrd="1" destOrd="7" presId="urn:microsoft.com/office/officeart/2005/8/layout/matrix1"/>
-    <dgm:cxn modelId="{2FE9F861-D8FE-4E52-8C29-C4333BFB2E9C}" srcId="{F2621DD5-B091-4923-9650-27FDC31FD77F}" destId="{F8FA843E-516E-43F3-AC36-AF7C05BE1F95}" srcOrd="3" destOrd="0" parTransId="{E1F559C2-C0AF-4F80-832E-BB1AE3274518}" sibTransId="{92C5B4E9-C30F-4F88-AD5D-ACF941E1ED42}"/>
-    <dgm:cxn modelId="{8245320C-B924-405E-9673-5CF34D7E46B6}" type="presOf" srcId="{33B69A66-B140-4904-9BD2-DF7AD5E26D7C}" destId="{2DD6DD50-B98A-4307-8035-3636013EBD1A}" srcOrd="1" destOrd="5" presId="urn:microsoft.com/office/officeart/2005/8/layout/matrix1"/>
-    <dgm:cxn modelId="{B668FEE2-A25B-4048-A604-12D2160FFC6A}" srcId="{57DCDD49-DE1C-4AF8-A74F-396E6516AFBB}" destId="{E8E4B90D-9432-42C1-9F6B-9671A5601DD8}" srcOrd="1" destOrd="0" parTransId="{AFEEE571-F7DC-42BB-8D43-CC7AEC286B3A}" sibTransId="{CBA6CC8A-7FD7-4F6C-BDE7-8943DF93F640}"/>
-    <dgm:cxn modelId="{07F1430E-EA4F-489C-A5C1-D5B64D61C732}" srcId="{F2621DD5-B091-4923-9650-27FDC31FD77F}" destId="{972A7281-655E-48A6-8451-4250DE997942}" srcOrd="4" destOrd="0" parTransId="{2B609C38-08AD-4FEE-83F6-9F9F48125577}" sibTransId="{8C894A90-DBF1-4F1D-8FA2-ED0A877EAC06}"/>
-    <dgm:cxn modelId="{89ADDB4E-264F-4467-A844-1D82FA3BF664}" srcId="{57DCDD49-DE1C-4AF8-A74F-396E6516AFBB}" destId="{A38C3ED7-54BB-449F-9CE3-1D3E55AAFF4C}" srcOrd="0" destOrd="0" parTransId="{630CBF1F-5F9B-4142-93F2-C01B269266AA}" sibTransId="{DE862D50-B914-40BE-AD5A-ED480C80A3DF}"/>
-    <dgm:cxn modelId="{06A57991-697C-4938-80B2-267745D90ADA}" srcId="{F2621DD5-B091-4923-9650-27FDC31FD77F}" destId="{EC7AA73E-0A0E-4C90-BF9D-24E199301A70}" srcOrd="1" destOrd="0" parTransId="{DD1B4D62-6952-4EA9-B3EF-9D4DCFE0EAB4}" sibTransId="{FC2486D3-3E33-4617-B663-2771E4576ACD}"/>
-    <dgm:cxn modelId="{1798A32D-0053-4CE6-94F9-D0897CE8BC69}" type="presOf" srcId="{45C1AC62-5BE9-4A04-993D-4D4F4DE75700}" destId="{D9D51264-AD85-4D2F-8982-54D8CBE235BC}" srcOrd="0" destOrd="2" presId="urn:microsoft.com/office/officeart/2005/8/layout/matrix1"/>
-    <dgm:cxn modelId="{DE711904-CFE7-40FF-A50C-7C9A19B1BEA9}" type="presOf" srcId="{2A4F73D2-0922-449B-A888-8654FEA0B300}" destId="{751A5C2D-76AD-4B7E-98F9-776C500C0E5E}" srcOrd="0" destOrd="1" presId="urn:microsoft.com/office/officeart/2005/8/layout/matrix1"/>
-    <dgm:cxn modelId="{E068E4B8-3D39-4B65-88AE-248E077BDDF4}" type="presOf" srcId="{DA83D358-0FFC-4801-8237-6AFC98E5600C}" destId="{9D21D292-9D2B-4027-AF01-61741C02608A}" srcOrd="0" destOrd="4" presId="urn:microsoft.com/office/officeart/2005/8/layout/matrix1"/>
-    <dgm:cxn modelId="{916B821D-D45B-4067-9680-A11662B4CFDE}" srcId="{E8E4B90D-9432-42C1-9F6B-9671A5601DD8}" destId="{69BEF89C-887A-4798-AD04-74E8D5FE3B52}" srcOrd="0" destOrd="0" parTransId="{A018BD45-EFB4-4853-8D14-AF484D31F1D5}" sibTransId="{60F842A6-9221-46DD-9849-986258DA8E9F}"/>
-    <dgm:cxn modelId="{BEF3CFC0-AAEE-41A6-BFBA-AD903CF642F2}" type="presOf" srcId="{E8A4676E-2803-46EB-A557-8863FF5734F9}" destId="{2E0D10A4-96EA-4208-B4BD-3011E2EFE9DB}" srcOrd="1" destOrd="3" presId="urn:microsoft.com/office/officeart/2005/8/layout/matrix1"/>
-    <dgm:cxn modelId="{D9611FA1-15FC-4683-AF2E-5EC40B22B5E5}" type="presOf" srcId="{0C3C00BB-429C-4551-A8ED-0A81218ECE9E}" destId="{9D21D292-9D2B-4027-AF01-61741C02608A}" srcOrd="0" destOrd="6" presId="urn:microsoft.com/office/officeart/2005/8/layout/matrix1"/>
-    <dgm:cxn modelId="{505463E0-C689-4EDD-A14F-90E9CAB03C75}" srcId="{F2621DD5-B091-4923-9650-27FDC31FD77F}" destId="{4A7189F8-51D0-4A99-9C9D-98514166F149}" srcOrd="0" destOrd="0" parTransId="{AB0717A6-F294-4F93-8A6D-41D26841D866}" sibTransId="{CC1B8940-AF62-4B80-82B8-D67E6CDDE253}"/>
-    <dgm:cxn modelId="{5C2EE7E5-AFC6-4E85-84E6-46E0CCE544A5}" type="presOf" srcId="{2A4F73D2-0922-449B-A888-8654FEA0B300}" destId="{2DD6DD50-B98A-4307-8035-3636013EBD1A}" srcOrd="1" destOrd="1" presId="urn:microsoft.com/office/officeart/2005/8/layout/matrix1"/>
-    <dgm:cxn modelId="{FF9C5B6D-6293-401D-BFEA-E6E377F05FF9}" srcId="{9E795BB0-3AFF-421E-8C96-424AC6CCF93B}" destId="{2A4F73D2-0922-449B-A888-8654FEA0B300}" srcOrd="0" destOrd="0" parTransId="{02CF183C-4CC1-44D8-B81A-C08E2B0AADBE}" sibTransId="{39FA93D0-8D18-414B-B0CA-A18DB923FF3F}"/>
-    <dgm:cxn modelId="{DB463C4E-0DA4-4597-AD88-FEB5175D0C3F}" type="presOf" srcId="{E8A4676E-2803-46EB-A557-8863FF5734F9}" destId="{AD06D85C-D1FD-4EF3-8A30-71744B1EB235}" srcOrd="0" destOrd="3" presId="urn:microsoft.com/office/officeart/2005/8/layout/matrix1"/>
-    <dgm:cxn modelId="{97586241-7517-408A-AB9E-6E0EE1A6BA99}" type="presOf" srcId="{DA83D358-0FFC-4801-8237-6AFC98E5600C}" destId="{52FC2D35-9085-427B-9677-8D55C97F73E8}" srcOrd="1" destOrd="4" presId="urn:microsoft.com/office/officeart/2005/8/layout/matrix1"/>
-    <dgm:cxn modelId="{C65F2A8B-D67E-40E1-BCC6-25BFAC0D47AF}" srcId="{A38C3ED7-54BB-449F-9CE3-1D3E55AAFF4C}" destId="{0C3C00BB-429C-4551-A8ED-0A81218ECE9E}" srcOrd="5" destOrd="0" parTransId="{2373C011-1A9E-44F3-8A4D-8942506EDAB1}" sibTransId="{B2B1E32D-6CCF-47A3-BAA2-B552B55E80AF}"/>
-    <dgm:cxn modelId="{739F707E-7E1C-42EE-9906-BEB126CB0C83}" type="presOf" srcId="{F8FA843E-516E-43F3-AC36-AF7C05BE1F95}" destId="{AD06D85C-D1FD-4EF3-8A30-71744B1EB235}" srcOrd="0" destOrd="4" presId="urn:microsoft.com/office/officeart/2005/8/layout/matrix1"/>
-    <dgm:cxn modelId="{161DDB4C-5BD5-4399-869B-2F24A631E1C1}" srcId="{A38C3ED7-54BB-449F-9CE3-1D3E55AAFF4C}" destId="{C7F044AB-FB54-4F59-8DFB-67EF5637015C}" srcOrd="0" destOrd="0" parTransId="{DCB6AA8A-A48C-4084-BEDC-EF370DFB4606}" sibTransId="{3659C6F2-F216-49DD-99D4-BA5BDE7F2393}"/>
-    <dgm:cxn modelId="{7C60D331-D0A9-4C65-BB8C-71DDAB091332}" type="presOf" srcId="{E8E4B90D-9432-42C1-9F6B-9671A5601DD8}" destId="{81D6C506-6BA3-4D14-99E1-26EE01935B9B}" srcOrd="1" destOrd="0" presId="urn:microsoft.com/office/officeart/2005/8/layout/matrix1"/>
-    <dgm:cxn modelId="{3B2C66B7-B080-49C9-9F81-B9B861D01582}" type="presOf" srcId="{FC9322FB-A10A-48C0-994A-A03C169C8A2C}" destId="{81D6C506-6BA3-4D14-99E1-26EE01935B9B}" srcOrd="1" destOrd="4" presId="urn:microsoft.com/office/officeart/2005/8/layout/matrix1"/>
-    <dgm:cxn modelId="{C14EABDE-AF37-43CF-AA95-15633596759A}" type="presOf" srcId="{4A7189F8-51D0-4A99-9C9D-98514166F149}" destId="{2E0D10A4-96EA-4208-B4BD-3011E2EFE9DB}" srcOrd="1" destOrd="1" presId="urn:microsoft.com/office/officeart/2005/8/layout/matrix1"/>
-    <dgm:cxn modelId="{EB0981B6-F496-40DD-9CDE-DFAE95EA9390}" type="presOf" srcId="{719E7660-7C2E-4EC7-9005-1D489FF6D950}" destId="{2DD6DD50-B98A-4307-8035-3636013EBD1A}" srcOrd="1" destOrd="4" presId="urn:microsoft.com/office/officeart/2005/8/layout/matrix1"/>
-    <dgm:cxn modelId="{5E31C549-B279-4486-93A4-E5CBC2E08DF2}" srcId="{57DCDD49-DE1C-4AF8-A74F-396E6516AFBB}" destId="{F2621DD5-B091-4923-9650-27FDC31FD77F}" srcOrd="3" destOrd="0" parTransId="{EAF53880-6D23-4544-B40E-745727CCC4A3}" sibTransId="{FF2FAEC9-F2B3-4DC7-B352-4AE5F0CF3105}"/>
-    <dgm:cxn modelId="{9EA7AB97-C837-44AC-BF47-8C80D9CD6DBC}" srcId="{F2621DD5-B091-4923-9650-27FDC31FD77F}" destId="{CAEA9DB8-C3EB-4E9C-AAAF-1832AE790A56}" srcOrd="5" destOrd="0" parTransId="{9BEE3A92-D3B2-464F-802F-20C522502AE0}" sibTransId="{25B65792-CCF2-40CB-B25A-5D63A56F7F39}"/>
-    <dgm:cxn modelId="{A7931B86-0675-4C04-AA4F-57D54812A27B}" type="presOf" srcId="{0C3C00BB-429C-4551-A8ED-0A81218ECE9E}" destId="{52FC2D35-9085-427B-9677-8D55C97F73E8}" srcOrd="1" destOrd="6" presId="urn:microsoft.com/office/officeart/2005/8/layout/matrix1"/>
-    <dgm:cxn modelId="{C6D5AF98-B918-448A-85A0-B206E93F476B}" type="presOf" srcId="{3BFCB0AD-6DB2-4EFA-A603-1F2C2009B753}" destId="{751A5C2D-76AD-4B7E-98F9-776C500C0E5E}" srcOrd="0" destOrd="6" presId="urn:microsoft.com/office/officeart/2005/8/layout/matrix1"/>
     <dgm:cxn modelId="{EE094BF4-6986-43C0-8050-19AD927290E2}" srcId="{9E795BB0-3AFF-421E-8C96-424AC6CCF93B}" destId="{1C9E92E6-A0AD-4ACC-BEE0-48E32E25AF3A}" srcOrd="6" destOrd="0" parTransId="{F859F3CB-FFAE-49B9-96EE-035B38AE8DA2}" sibTransId="{A369A26E-D771-40C2-B36F-D48999482B52}"/>
-    <dgm:cxn modelId="{E3779500-F862-4280-A0A5-41CFB040B0B6}" type="presOf" srcId="{9E795BB0-3AFF-421E-8C96-424AC6CCF93B}" destId="{2DD6DD50-B98A-4307-8035-3636013EBD1A}" srcOrd="1" destOrd="0" presId="urn:microsoft.com/office/officeart/2005/8/layout/matrix1"/>
-    <dgm:cxn modelId="{A6B0CC7F-A98E-4C24-BD2B-5B2AEACAA577}" type="presOf" srcId="{683BD53B-4949-41DF-B9E2-D83404CDE37B}" destId="{A71A7461-363B-4250-B99F-5E542EC81FED}" srcOrd="0" destOrd="0" presId="urn:microsoft.com/office/officeart/2005/8/layout/matrix1"/>
-    <dgm:cxn modelId="{F5888878-64D6-4832-B40A-7205F689D9A2}" type="presOf" srcId="{EC7AA73E-0A0E-4C90-BF9D-24E199301A70}" destId="{AD06D85C-D1FD-4EF3-8A30-71744B1EB235}" srcOrd="0" destOrd="2" presId="urn:microsoft.com/office/officeart/2005/8/layout/matrix1"/>
-    <dgm:cxn modelId="{547A76D5-7978-4814-B63A-AFE53939DD08}" type="presOf" srcId="{69BEF89C-887A-4798-AD04-74E8D5FE3B52}" destId="{81D6C506-6BA3-4D14-99E1-26EE01935B9B}" srcOrd="1" destOrd="1" presId="urn:microsoft.com/office/officeart/2005/8/layout/matrix1"/>
-    <dgm:cxn modelId="{055E105A-9CFE-431C-9990-3C4157D734D1}" type="presOf" srcId="{37F2A90D-F9E6-409E-9875-8185E1C8FC41}" destId="{52FC2D35-9085-427B-9677-8D55C97F73E8}" srcOrd="1" destOrd="3" presId="urn:microsoft.com/office/officeart/2005/8/layout/matrix1"/>
-    <dgm:cxn modelId="{4DE5C0C5-D430-4ADF-AF69-7B067D0906F3}" srcId="{E8E4B90D-9432-42C1-9F6B-9671A5601DD8}" destId="{FED42D14-2FE2-4237-8846-FB33E2F90948}" srcOrd="2" destOrd="0" parTransId="{546E54FA-677A-46EF-AFA2-7CB7A46BC9D8}" sibTransId="{D13FC574-4B7B-4A29-BDE5-522024283C7B}"/>
-    <dgm:cxn modelId="{7D99097A-6BC6-4134-A9EB-9E24A975B6E0}" type="presOf" srcId="{4A7189F8-51D0-4A99-9C9D-98514166F149}" destId="{AD06D85C-D1FD-4EF3-8A30-71744B1EB235}" srcOrd="0" destOrd="1" presId="urn:microsoft.com/office/officeart/2005/8/layout/matrix1"/>
-    <dgm:cxn modelId="{C560D009-C975-492B-948B-FCFC7B252A40}" type="presOf" srcId="{A38C3ED7-54BB-449F-9CE3-1D3E55AAFF4C}" destId="{52FC2D35-9085-427B-9677-8D55C97F73E8}" srcOrd="1" destOrd="0" presId="urn:microsoft.com/office/officeart/2005/8/layout/matrix1"/>
-    <dgm:cxn modelId="{26B1E41F-7B30-4A65-A857-94C349CF9F36}" srcId="{E8E4B90D-9432-42C1-9F6B-9671A5601DD8}" destId="{458E866A-D9BD-4FEB-B950-0D00043F2B20}" srcOrd="4" destOrd="0" parTransId="{6BCE9073-AF61-4325-98BC-DC849AA1BA00}" sibTransId="{0DA78DDA-5520-4985-93F1-BD827D765026}"/>
-    <dgm:cxn modelId="{ED0D5182-870C-4554-ACAA-0DD216FC5FAC}" type="presOf" srcId="{25114361-36E3-4AEF-ADD7-ACBD79B9A90B}" destId="{2DD6DD50-B98A-4307-8035-3636013EBD1A}" srcOrd="1" destOrd="2" presId="urn:microsoft.com/office/officeart/2005/8/layout/matrix1"/>
-    <dgm:cxn modelId="{C3BDB833-4813-42A5-BDF7-1112EA452354}" type="presOf" srcId="{CAEA9DB8-C3EB-4E9C-AAAF-1832AE790A56}" destId="{2E0D10A4-96EA-4208-B4BD-3011E2EFE9DB}" srcOrd="1" destOrd="6" presId="urn:microsoft.com/office/officeart/2005/8/layout/matrix1"/>
     <dgm:cxn modelId="{09238CF9-1EAF-4B2C-BADD-0502340C7512}" srcId="{683BD53B-4949-41DF-B9E2-D83404CDE37B}" destId="{57DCDD49-DE1C-4AF8-A74F-396E6516AFBB}" srcOrd="0" destOrd="0" parTransId="{DC5C9A3D-40EA-4851-B85B-91E531FC2B21}" sibTransId="{2DA58FBE-62A8-4710-954E-FDDA05783CC4}"/>
-    <dgm:cxn modelId="{EB2A583F-1490-4482-B364-4FFEC3BD56AB}" type="presOf" srcId="{69BEF89C-887A-4798-AD04-74E8D5FE3B52}" destId="{D9D51264-AD85-4D2F-8982-54D8CBE235BC}" srcOrd="0" destOrd="1" presId="urn:microsoft.com/office/officeart/2005/8/layout/matrix1"/>
-    <dgm:cxn modelId="{D774EB9D-2375-4116-BE4A-09C18426A983}" srcId="{E8E4B90D-9432-42C1-9F6B-9671A5601DD8}" destId="{45C1AC62-5BE9-4A04-993D-4D4F4DE75700}" srcOrd="1" destOrd="0" parTransId="{DA62EF84-607A-4F9F-8C7E-35A431E1B6E4}" sibTransId="{EE8039E8-1B80-4CFA-A197-01D03CE86FE3}"/>
-    <dgm:cxn modelId="{D73104EB-C4A0-4522-957B-CC748B96BC4E}" type="presOf" srcId="{458E866A-D9BD-4FEB-B950-0D00043F2B20}" destId="{D9D51264-AD85-4D2F-8982-54D8CBE235BC}" srcOrd="0" destOrd="5" presId="urn:microsoft.com/office/officeart/2005/8/layout/matrix1"/>
     <dgm:cxn modelId="{177F3566-34AC-4DFE-A44C-2940114FC809}" type="presParOf" srcId="{A71A7461-363B-4250-B99F-5E542EC81FED}" destId="{1700BF3B-1A22-4565-8C3B-54C2BE481113}" srcOrd="0" destOrd="0" presId="urn:microsoft.com/office/officeart/2005/8/layout/matrix1"/>
     <dgm:cxn modelId="{BBDD960C-40F5-4868-A2BF-4224F50125B3}" type="presParOf" srcId="{1700BF3B-1A22-4565-8C3B-54C2BE481113}" destId="{9D21D292-9D2B-4027-AF01-61741C02608A}" srcOrd="0" destOrd="0" presId="urn:microsoft.com/office/officeart/2005/8/layout/matrix1"/>
     <dgm:cxn modelId="{E79927AB-82DF-4DA4-8631-C479B6A1B563}" type="presParOf" srcId="{1700BF3B-1A22-4565-8C3B-54C2BE481113}" destId="{52FC2D35-9085-427B-9677-8D55C97F73E8}" srcOrd="1" destOrd="0" presId="urn:microsoft.com/office/officeart/2005/8/layout/matrix1"/>
@@ -22990,7 +22904,7 @@
         </a:bodyPr>
         <a:lstStyle/>
         <a:p>
-          <a:pPr lvl="0" algn="l" defTabSz="466725">
+          <a:pPr marL="0" lvl="0" indent="0" algn="l" defTabSz="466725">
             <a:lnSpc>
               <a:spcPct val="90000"/>
             </a:lnSpc>
@@ -23000,6 +22914,7 @@
             <a:spcAft>
               <a:spcPct val="35000"/>
             </a:spcAft>
+            <a:buNone/>
           </a:pPr>
           <a:r>
             <a:rPr lang="es-ES" sz="1050" b="1" kern="1200"/>
@@ -23017,7 +22932,7 @@
             <a:spcAft>
               <a:spcPct val="15000"/>
             </a:spcAft>
-            <a:buChar char="••"/>
+            <a:buChar char="•"/>
           </a:pPr>
           <a:r>
             <a:rPr lang="es-ES" sz="900" kern="1200"/>
@@ -23035,7 +22950,7 @@
             <a:spcAft>
               <a:spcPct val="15000"/>
             </a:spcAft>
-            <a:buChar char="••"/>
+            <a:buChar char="•"/>
           </a:pPr>
           <a:r>
             <a:rPr lang="es-ES" sz="900" kern="1200"/>
@@ -23053,7 +22968,7 @@
             <a:spcAft>
               <a:spcPct val="15000"/>
             </a:spcAft>
-            <a:buChar char="••"/>
+            <a:buChar char="•"/>
           </a:pPr>
           <a:r>
             <a:rPr lang="es-ES" sz="900" kern="1200"/>
@@ -23071,7 +22986,7 @@
             <a:spcAft>
               <a:spcPct val="15000"/>
             </a:spcAft>
-            <a:buChar char="••"/>
+            <a:buChar char="•"/>
           </a:pPr>
           <a:r>
             <a:rPr lang="es-ES" sz="900" kern="1200"/>
@@ -23089,7 +23004,7 @@
             <a:spcAft>
               <a:spcPct val="15000"/>
             </a:spcAft>
-            <a:buChar char="••"/>
+            <a:buChar char="•"/>
           </a:pPr>
           <a:r>
             <a:rPr lang="es-ES" sz="900" kern="1200"/>
@@ -23107,7 +23022,7 @@
             <a:spcAft>
               <a:spcPct val="15000"/>
             </a:spcAft>
-            <a:buChar char="••"/>
+            <a:buChar char="•"/>
           </a:pPr>
           <a:r>
             <a:rPr lang="es-ES" sz="900" kern="1200"/>
@@ -23203,7 +23118,7 @@
         </a:bodyPr>
         <a:lstStyle/>
         <a:p>
-          <a:pPr lvl="0" algn="l" defTabSz="400050">
+          <a:pPr marL="0" lvl="0" indent="0" algn="l" defTabSz="400050">
             <a:lnSpc>
               <a:spcPct val="90000"/>
             </a:lnSpc>
@@ -23213,6 +23128,7 @@
             <a:spcAft>
               <a:spcPct val="35000"/>
             </a:spcAft>
+            <a:buNone/>
           </a:pPr>
           <a:r>
             <a:rPr lang="es-ES" sz="900" b="1" kern="1200"/>
@@ -23230,7 +23146,7 @@
             <a:spcAft>
               <a:spcPct val="15000"/>
             </a:spcAft>
-            <a:buChar char="••"/>
+            <a:buChar char="•"/>
           </a:pPr>
           <a:r>
             <a:rPr lang="es-ES" sz="900" kern="1200"/>
@@ -23248,7 +23164,7 @@
             <a:spcAft>
               <a:spcPct val="15000"/>
             </a:spcAft>
-            <a:buChar char="••"/>
+            <a:buChar char="•"/>
           </a:pPr>
           <a:r>
             <a:rPr lang="es-ES" sz="900" kern="1200"/>
@@ -23266,7 +23182,7 @@
             <a:spcAft>
               <a:spcPct val="15000"/>
             </a:spcAft>
-            <a:buChar char="••"/>
+            <a:buChar char="•"/>
           </a:pPr>
           <a:r>
             <a:rPr lang="es-ES" sz="900" kern="1200"/>
@@ -23284,7 +23200,7 @@
             <a:spcAft>
               <a:spcPct val="15000"/>
             </a:spcAft>
-            <a:buChar char="••"/>
+            <a:buChar char="•"/>
           </a:pPr>
           <a:r>
             <a:rPr lang="es-ES" sz="900" kern="1200"/>
@@ -23302,7 +23218,7 @@
             <a:spcAft>
               <a:spcPct val="15000"/>
             </a:spcAft>
-            <a:buChar char="••"/>
+            <a:buChar char="•"/>
           </a:pPr>
           <a:r>
             <a:rPr lang="es-ES" sz="900" kern="1200"/>
@@ -23398,7 +23314,7 @@
         </a:bodyPr>
         <a:lstStyle/>
         <a:p>
-          <a:pPr lvl="0" algn="l" defTabSz="400050">
+          <a:pPr marL="0" lvl="0" indent="0" algn="l" defTabSz="400050">
             <a:lnSpc>
               <a:spcPct val="90000"/>
             </a:lnSpc>
@@ -23408,6 +23324,7 @@
             <a:spcAft>
               <a:spcPct val="35000"/>
             </a:spcAft>
+            <a:buNone/>
           </a:pPr>
           <a:r>
             <a:rPr lang="es-ES" sz="900" b="1" kern="1200"/>
@@ -23425,7 +23342,7 @@
             <a:spcAft>
               <a:spcPct val="15000"/>
             </a:spcAft>
-            <a:buChar char="••"/>
+            <a:buChar char="•"/>
           </a:pPr>
           <a:r>
             <a:rPr lang="es-ES" sz="900" kern="1200"/>
@@ -23443,7 +23360,7 @@
             <a:spcAft>
               <a:spcPct val="15000"/>
             </a:spcAft>
-            <a:buChar char="••"/>
+            <a:buChar char="•"/>
           </a:pPr>
           <a:r>
             <a:rPr lang="es-ES" sz="900" kern="1200"/>
@@ -23461,7 +23378,7 @@
             <a:spcAft>
               <a:spcPct val="15000"/>
             </a:spcAft>
-            <a:buChar char="••"/>
+            <a:buChar char="•"/>
           </a:pPr>
           <a:r>
             <a:rPr lang="es-ES" sz="900" kern="1200"/>
@@ -23479,7 +23396,7 @@
             <a:spcAft>
               <a:spcPct val="15000"/>
             </a:spcAft>
-            <a:buChar char="••"/>
+            <a:buChar char="•"/>
           </a:pPr>
           <a:r>
             <a:rPr lang="es-ES" sz="900" kern="1200"/>
@@ -23497,7 +23414,7 @@
             <a:spcAft>
               <a:spcPct val="15000"/>
             </a:spcAft>
-            <a:buChar char="••"/>
+            <a:buChar char="•"/>
           </a:pPr>
           <a:r>
             <a:rPr lang="es-ES" sz="900" kern="1200"/>
@@ -23515,7 +23432,7 @@
             <a:spcAft>
               <a:spcPct val="15000"/>
             </a:spcAft>
-            <a:buChar char="••"/>
+            <a:buChar char="•"/>
           </a:pPr>
           <a:r>
             <a:rPr lang="es-ES" sz="900" kern="1200"/>
@@ -23533,7 +23450,7 @@
             <a:spcAft>
               <a:spcPct val="15000"/>
             </a:spcAft>
-            <a:buChar char="••"/>
+            <a:buChar char="•"/>
           </a:pPr>
           <a:endParaRPr lang="es-ES" sz="600" kern="1200"/>
         </a:p>
@@ -23626,7 +23543,7 @@
         </a:bodyPr>
         <a:lstStyle/>
         <a:p>
-          <a:pPr lvl="0" algn="l" defTabSz="400050">
+          <a:pPr marL="0" lvl="0" indent="0" algn="l" defTabSz="400050">
             <a:lnSpc>
               <a:spcPct val="90000"/>
             </a:lnSpc>
@@ -23636,6 +23553,7 @@
             <a:spcAft>
               <a:spcPct val="35000"/>
             </a:spcAft>
+            <a:buNone/>
           </a:pPr>
           <a:r>
             <a:rPr lang="es-ES" sz="900" b="1" kern="1200"/>
@@ -23653,7 +23571,7 @@
             <a:spcAft>
               <a:spcPct val="15000"/>
             </a:spcAft>
-            <a:buChar char="••"/>
+            <a:buChar char="•"/>
           </a:pPr>
           <a:r>
             <a:rPr lang="es-ES" sz="900" kern="1200"/>
@@ -23671,7 +23589,7 @@
             <a:spcAft>
               <a:spcPct val="15000"/>
             </a:spcAft>
-            <a:buChar char="••"/>
+            <a:buChar char="•"/>
           </a:pPr>
           <a:r>
             <a:rPr lang="es-ES" sz="900" kern="1200"/>
@@ -23689,7 +23607,7 @@
             <a:spcAft>
               <a:spcPct val="15000"/>
             </a:spcAft>
-            <a:buChar char="••"/>
+            <a:buChar char="•"/>
           </a:pPr>
           <a:r>
             <a:rPr lang="es-ES" sz="900" kern="1200"/>
@@ -23707,7 +23625,7 @@
             <a:spcAft>
               <a:spcPct val="15000"/>
             </a:spcAft>
-            <a:buChar char="••"/>
+            <a:buChar char="•"/>
           </a:pPr>
           <a:r>
             <a:rPr lang="es-ES" sz="900" kern="1200"/>
@@ -23725,7 +23643,7 @@
             <a:spcAft>
               <a:spcPct val="15000"/>
             </a:spcAft>
-            <a:buChar char="••"/>
+            <a:buChar char="•"/>
           </a:pPr>
           <a:r>
             <a:rPr lang="es-ES" sz="900" kern="1200"/>
@@ -23743,7 +23661,7 @@
             <a:spcAft>
               <a:spcPct val="15000"/>
             </a:spcAft>
-            <a:buChar char="••"/>
+            <a:buChar char="•"/>
           </a:pPr>
           <a:r>
             <a:rPr lang="es-ES" sz="900" kern="1200"/>
@@ -23849,7 +23767,7 @@
         </a:bodyPr>
         <a:lstStyle/>
         <a:p>
-          <a:pPr lvl="0" algn="ctr" defTabSz="488950">
+          <a:pPr marL="0" lvl="0" indent="0" algn="ctr" defTabSz="488950">
             <a:lnSpc>
               <a:spcPct val="90000"/>
             </a:lnSpc>
@@ -23859,6 +23777,7 @@
             <a:spcAft>
               <a:spcPct val="35000"/>
             </a:spcAft>
+            <a:buNone/>
           </a:pPr>
           <a:r>
             <a:rPr lang="es-ES" sz="1100" b="1" kern="1200"/>
@@ -25574,18 +25493,6 @@
 </file>
 
 <file path=customXml/item1.xml><?xml version="1.0" encoding="utf-8"?>
-<p:properties xmlns:p="http://schemas.microsoft.com/office/2006/metadata/properties" xmlns:xsi="http://www.w3.org/2001/XMLSchema-instance" xmlns:pc="http://schemas.microsoft.com/office/infopath/2007/PartnerControls">
-  <documentManagement>
-    <_Flow_SignoffStatus xmlns="27c1adeb-3674-457c-b08c-8a73f31b6e23" xsi:nil="true"/>
-    <lcf76f155ced4ddcb4097134ff3c332f xmlns="27c1adeb-3674-457c-b08c-8a73f31b6e23">
-      <Terms xmlns="http://schemas.microsoft.com/office/infopath/2007/PartnerControls"/>
-    </lcf76f155ced4ddcb4097134ff3c332f>
-    <TaxCatchAll xmlns="0a70e875-3d35-4be2-921f-7117c31bab9b" xsi:nil="true"/>
-  </documentManagement>
-</p:properties>
-</file>
-
-<file path=customXml/item2.xml><?xml version="1.0" encoding="utf-8"?>
 <?mso-contentType ?>
 <FormTemplates xmlns="http://schemas.microsoft.com/sharepoint/v3/contenttype/forms">
   <Display>DocumentLibraryForm</Display>
@@ -25594,7 +25501,7 @@
 </FormTemplates>
 </file>
 
-<file path=customXml/item3.xml><?xml version="1.0" encoding="utf-8"?>
+<file path=customXml/item2.xml><?xml version="1.0" encoding="utf-8"?>
 <ct:contentTypeSchema xmlns:ct="http://schemas.microsoft.com/office/2006/metadata/contentType" xmlns:ma="http://schemas.microsoft.com/office/2006/metadata/properties/metaAttributes" ct:_="" ma:_="" ma:contentTypeName="Documento" ma:contentTypeID="0x010100DF3D7C797EA12745A270EF30E38719B9" ma:contentTypeVersion="19" ma:contentTypeDescription="Crear nuevo documento." ma:contentTypeScope="" ma:versionID="227b02526234ef39b0b78895a9d90cf5">
   <xsd:schema xmlns:xsd="http://www.w3.org/2001/XMLSchema" xmlns:xs="http://www.w3.org/2001/XMLSchema" xmlns:p="http://schemas.microsoft.com/office/2006/metadata/properties" xmlns:ns2="0a70e875-3d35-4be2-921f-7117c31bab9b" xmlns:ns3="27c1adeb-3674-457c-b08c-8a73f31b6e23" targetNamespace="http://schemas.microsoft.com/office/2006/metadata/properties" ma:root="true" ma:fieldsID="3c939c8607e2f594db8bbb23634dd059" ns2:_="" ns3:_="">
     <xsd:import namespace="0a70e875-3d35-4be2-921f-7117c31bab9b"/>
@@ -25855,6 +25762,18 @@
 </ct:contentTypeSchema>
 </file>
 
+<file path=customXml/item3.xml><?xml version="1.0" encoding="utf-8"?>
+<p:properties xmlns:p="http://schemas.microsoft.com/office/2006/metadata/properties" xmlns:xsi="http://www.w3.org/2001/XMLSchema-instance" xmlns:pc="http://schemas.microsoft.com/office/infopath/2007/PartnerControls">
+  <documentManagement>
+    <_Flow_SignoffStatus xmlns="27c1adeb-3674-457c-b08c-8a73f31b6e23" xsi:nil="true"/>
+    <lcf76f155ced4ddcb4097134ff3c332f xmlns="27c1adeb-3674-457c-b08c-8a73f31b6e23">
+      <Terms xmlns="http://schemas.microsoft.com/office/infopath/2007/PartnerControls"/>
+    </lcf76f155ced4ddcb4097134ff3c332f>
+    <TaxCatchAll xmlns="0a70e875-3d35-4be2-921f-7117c31bab9b" xsi:nil="true"/>
+  </documentManagement>
+</p:properties>
+</file>
+
 <file path=customXml/item4.xml><?xml version="1.0" encoding="utf-8"?>
 <b:Sources xmlns:b="http://schemas.openxmlformats.org/officeDocument/2006/bibliography" xmlns="http://schemas.openxmlformats.org/officeDocument/2006/bibliography" SelectedStyle="\APASixthEditionOfficeOnline.xsl" StyleName="APA" Version="6">
   <b:Source>
@@ -25922,17 +25841,6 @@
 </file>
 
 <file path=customXml/itemProps1.xml><?xml version="1.0" encoding="utf-8"?>
-<ds:datastoreItem xmlns:ds="http://schemas.openxmlformats.org/officeDocument/2006/customXml" ds:itemID="{190F76A3-F775-41E3-8F5B-DB8F24F65EEC}">
-  <ds:schemaRefs>
-    <ds:schemaRef ds:uri="http://schemas.microsoft.com/office/2006/metadata/properties"/>
-    <ds:schemaRef ds:uri="http://schemas.microsoft.com/office/infopath/2007/PartnerControls"/>
-    <ds:schemaRef ds:uri="27c1adeb-3674-457c-b08c-8a73f31b6e23"/>
-    <ds:schemaRef ds:uri="0a70e875-3d35-4be2-921f-7117c31bab9b"/>
-  </ds:schemaRefs>
-</ds:datastoreItem>
-</file>
-
-<file path=customXml/itemProps2.xml><?xml version="1.0" encoding="utf-8"?>
 <ds:datastoreItem xmlns:ds="http://schemas.openxmlformats.org/officeDocument/2006/customXml" ds:itemID="{4815F0AA-4D0E-4058-8F84-04FCDA85F909}">
   <ds:schemaRefs>
     <ds:schemaRef ds:uri="http://schemas.microsoft.com/sharepoint/v3/contenttype/forms"/>
@@ -25940,7 +25848,7 @@
 </ds:datastoreItem>
 </file>
 
-<file path=customXml/itemProps3.xml><?xml version="1.0" encoding="utf-8"?>
+<file path=customXml/itemProps2.xml><?xml version="1.0" encoding="utf-8"?>
 <ds:datastoreItem xmlns:ds="http://schemas.openxmlformats.org/officeDocument/2006/customXml" ds:itemID="{01AECA5D-E23A-4DA1-91F5-B7AE275453B6}">
   <ds:schemaRefs>
     <ds:schemaRef ds:uri="http://schemas.microsoft.com/office/2006/metadata/contentType"/>
@@ -25959,6 +25867,17 @@
 </ds:datastoreItem>
 </file>
 
+<file path=customXml/itemProps3.xml><?xml version="1.0" encoding="utf-8"?>
+<ds:datastoreItem xmlns:ds="http://schemas.openxmlformats.org/officeDocument/2006/customXml" ds:itemID="{190F76A3-F775-41E3-8F5B-DB8F24F65EEC}">
+  <ds:schemaRefs>
+    <ds:schemaRef ds:uri="http://schemas.microsoft.com/office/2006/metadata/properties"/>
+    <ds:schemaRef ds:uri="http://schemas.microsoft.com/office/infopath/2007/PartnerControls"/>
+    <ds:schemaRef ds:uri="27c1adeb-3674-457c-b08c-8a73f31b6e23"/>
+    <ds:schemaRef ds:uri="0a70e875-3d35-4be2-921f-7117c31bab9b"/>
+  </ds:schemaRefs>
+</ds:datastoreItem>
+</file>
+
 <file path=customXml/itemProps4.xml><?xml version="1.0" encoding="utf-8"?>
 <ds:datastoreItem xmlns:ds="http://schemas.openxmlformats.org/officeDocument/2006/customXml" ds:itemID="{CAB457AC-E7F5-49EC-9624-1A287938C744}">
   <ds:schemaRefs>
